--- a/assets/BOLETA-AFILIACION-SINASSASS.docx
+++ b/assets/BOLETA-AFILIACION-SINASSASS.docx
@@ -1,6 +1,6 @@
 
 <file path=word/document.xml><?xml version="1.0" encoding="utf-8"?>
-<w:document xmlns:wpc="http://schemas.microsoft.com/office/word/2010/wordprocessingCanvas" xmlns:cx="http://schemas.microsoft.com/office/drawing/2014/chartex" xmlns:cx1="http://schemas.microsoft.com/office/drawing/2015/9/8/chartex" xmlns:cx2="http://schemas.microsoft.com/office/drawing/2015/10/21/chartex" xmlns:cx3="http://schemas.microsoft.com/office/drawing/2016/5/9/chartex" xmlns:cx4="http://schemas.microsoft.com/office/drawing/2016/5/10/chartex" xmlns:cx5="http://schemas.microsoft.com/office/drawing/2016/5/11/chartex" xmlns:cx6="http://schemas.microsoft.com/office/drawing/2016/5/12/chartex" xmlns:cx7="http://schemas.microsoft.com/office/drawing/2016/5/13/chartex" xmlns:cx8="http://schemas.microsoft.com/office/drawing/2016/5/14/chartex" xmlns:mc="http://schemas.openxmlformats.org/markup-compatibility/2006" xmlns:aink="http://schemas.microsoft.com/office/drawing/2016/ink" xmlns:am3d="http://schemas.microsoft.com/office/drawing/2017/model3d" xmlns:o="urn:schemas-microsoft-com:office:office" xmlns:oel="http://schemas.microsoft.com/office/2019/extlst" xmlns:r="http://schemas.openxmlformats.org/officeDocument/2006/relationships" xmlns:m="http://schemas.openxmlformats.org/officeDocument/2006/math" xmlns:v="urn:schemas-microsoft-com:vml" xmlns:wp14="http://schemas.microsoft.com/office/word/2010/wordprocessingDrawing" xmlns:wp="http://schemas.openxmlformats.org/drawingml/2006/wordprocessingDrawing" xmlns:w10="urn:schemas-microsoft-com:office:word" xmlns:w="http://schemas.openxmlformats.org/wordprocessingml/2006/main" xmlns:w14="http://schemas.microsoft.com/office/word/2010/wordml" xmlns:w15="http://schemas.microsoft.com/office/word/2012/wordml" xmlns:w16cex="http://schemas.microsoft.com/office/word/2018/wordml/cex" xmlns:w16cid="http://schemas.microsoft.com/office/word/2016/wordml/cid" xmlns:w16="http://schemas.microsoft.com/office/word/2018/wordml" xmlns:w16sdtdh="http://schemas.microsoft.com/office/word/2020/wordml/sdtdatahash" xmlns:w16se="http://schemas.microsoft.com/office/word/2015/wordml/symex" xmlns:wpg="http://schemas.microsoft.com/office/word/2010/wordprocessingGroup" xmlns:wpi="http://schemas.microsoft.com/office/word/2010/wordprocessingInk" xmlns:wne="http://schemas.microsoft.com/office/word/2006/wordml" xmlns:wps="http://schemas.microsoft.com/office/word/2010/wordprocessingShape" mc:Ignorable="w14 w15 w16se w16cid w16 w16cex w16sdtdh wp14">
+<w:document xmlns:wpc="http://schemas.microsoft.com/office/word/2010/wordprocessingCanvas" xmlns:cx="http://schemas.microsoft.com/office/drawing/2014/chartex" xmlns:cx1="http://schemas.microsoft.com/office/drawing/2015/9/8/chartex" xmlns:cx2="http://schemas.microsoft.com/office/drawing/2015/10/21/chartex" xmlns:cx3="http://schemas.microsoft.com/office/drawing/2016/5/9/chartex" xmlns:cx4="http://schemas.microsoft.com/office/drawing/2016/5/10/chartex" xmlns:cx5="http://schemas.microsoft.com/office/drawing/2016/5/11/chartex" xmlns:cx6="http://schemas.microsoft.com/office/drawing/2016/5/12/chartex" xmlns:cx7="http://schemas.microsoft.com/office/drawing/2016/5/13/chartex" xmlns:cx8="http://schemas.microsoft.com/office/drawing/2016/5/14/chartex" xmlns:mc="http://schemas.openxmlformats.org/markup-compatibility/2006" xmlns:aink="http://schemas.microsoft.com/office/drawing/2016/ink" xmlns:am3d="http://schemas.microsoft.com/office/drawing/2017/model3d" xmlns:o="urn:schemas-microsoft-com:office:office" xmlns:oel="http://schemas.microsoft.com/office/2019/extlst" xmlns:r="http://schemas.openxmlformats.org/officeDocument/2006/relationships" xmlns:m="http://schemas.openxmlformats.org/officeDocument/2006/math" xmlns:v="urn:schemas-microsoft-com:vml" xmlns:wp14="http://schemas.microsoft.com/office/word/2010/wordprocessingDrawing" xmlns:wp="http://schemas.openxmlformats.org/drawingml/2006/wordprocessingDrawing" xmlns:w10="urn:schemas-microsoft-com:office:word" xmlns:w="http://schemas.openxmlformats.org/wordprocessingml/2006/main" xmlns:w14="http://schemas.microsoft.com/office/word/2010/wordml" xmlns:w15="http://schemas.microsoft.com/office/word/2012/wordml" xmlns:w16cex="http://schemas.microsoft.com/office/word/2018/wordml/cex" xmlns:w16cid="http://schemas.microsoft.com/office/word/2016/wordml/cid" xmlns:w16="http://schemas.microsoft.com/office/word/2018/wordml" xmlns:w16du="http://schemas.microsoft.com/office/word/2023/wordml/word16du" xmlns:w16sdtdh="http://schemas.microsoft.com/office/word/2020/wordml/sdtdatahash" xmlns:w16sdtfl="http://schemas.microsoft.com/office/word/2024/wordml/sdtformatlock" xmlns:w16se="http://schemas.microsoft.com/office/word/2015/wordml/symex" xmlns:wpg="http://schemas.microsoft.com/office/word/2010/wordprocessingGroup" xmlns:wpi="http://schemas.microsoft.com/office/word/2010/wordprocessingInk" xmlns:wne="http://schemas.microsoft.com/office/word/2006/wordml" xmlns:wps="http://schemas.microsoft.com/office/word/2010/wordprocessingShape" mc:Ignorable="w14 w15 w16se w16cid w16 w16cex w16sdtdh w16sdtfl w16du wp14">
   <w:body>
     <w:p>
       <w:pPr>
@@ -28,7 +28,7 @@
           <w:sz w:val="22"/>
           <w:szCs w:val="22"/>
         </w:rPr>
-        <w:t>:_____________________</w:t>
+        <w:t>:</w:t>
       </w:r>
       <w:r>
         <w:rPr>
@@ -37,18 +37,17 @@
           <w:sz w:val="22"/>
           <w:szCs w:val="22"/>
         </w:rPr>
-        <w:t xml:space="preserve">                                                    </w:t>
-      </w:r>
-    </w:p>
-    <w:p>
-      <w:pPr>
+        <w:t xml:space="preserve"> </w:t>
+      </w:r>
+      <w:r>
         <w:rPr>
           <w:rFonts w:ascii="Arial" w:hAnsi="Arial" w:cs="Arial"/>
           <w:b/>
           <w:sz w:val="22"/>
           <w:szCs w:val="22"/>
         </w:rPr>
-      </w:pPr>
+        <w:t>_____________________</w:t>
+      </w:r>
       <w:r>
         <w:rPr>
           <w:rFonts w:ascii="Arial" w:hAnsi="Arial" w:cs="Arial"/>
@@ -56,7 +55,7 @@
           <w:sz w:val="22"/>
           <w:szCs w:val="22"/>
         </w:rPr>
-        <w:t>Señores</w:t>
+        <w:t xml:space="preserve">                                                    </w:t>
       </w:r>
     </w:p>
     <w:p>
@@ -75,44 +74,44 @@
           <w:sz w:val="22"/>
           <w:szCs w:val="22"/>
         </w:rPr>
-        <w:t>JUNTA DIRECTIVA</w:t>
-      </w:r>
-      <w:r>
-        <w:rPr>
-          <w:rFonts w:ascii="Arial" w:hAnsi="Arial" w:cs="Arial"/>
-          <w:b/>
+        <w:t>Señores</w:t>
+      </w:r>
+    </w:p>
+    <w:p>
+      <w:pPr>
+        <w:rPr>
+          <w:rFonts w:ascii="Arial" w:hAnsi="Arial" w:cs="Arial"/>
+          <w:bCs/>
           <w:sz w:val="22"/>
           <w:szCs w:val="22"/>
         </w:rPr>
-        <w:t xml:space="preserve"> </w:t>
-      </w:r>
-      <w:r>
-        <w:rPr>
-          <w:rFonts w:ascii="Arial" w:hAnsi="Arial" w:cs="Arial"/>
-          <w:b/>
+      </w:pPr>
+      <w:r>
+        <w:rPr>
+          <w:rFonts w:ascii="Arial" w:hAnsi="Arial" w:cs="Arial"/>
+          <w:bCs/>
           <w:sz w:val="22"/>
           <w:szCs w:val="22"/>
         </w:rPr>
-        <w:t>SINASSASS</w:t>
-      </w:r>
-    </w:p>
-    <w:p>
-      <w:pPr>
-        <w:rPr>
-          <w:rFonts w:ascii="Arial" w:hAnsi="Arial" w:cs="Arial"/>
-          <w:b/>
+        <w:t>JUNTA DIRECTIVA</w:t>
+      </w:r>
+      <w:r>
+        <w:rPr>
+          <w:rFonts w:ascii="Arial" w:hAnsi="Arial" w:cs="Arial"/>
+          <w:bCs/>
           <w:sz w:val="22"/>
           <w:szCs w:val="22"/>
         </w:rPr>
-      </w:pPr>
-      <w:r>
-        <w:rPr>
-          <w:rFonts w:ascii="Arial" w:hAnsi="Arial" w:cs="Arial"/>
-          <w:b/>
+        <w:t xml:space="preserve"> </w:t>
+      </w:r>
+      <w:r>
+        <w:rPr>
+          <w:rFonts w:ascii="Arial" w:hAnsi="Arial" w:cs="Arial"/>
+          <w:bCs/>
           <w:sz w:val="22"/>
           <w:szCs w:val="22"/>
         </w:rPr>
-        <w:t>Presente</w:t>
+        <w:t>SINASSASS</w:t>
       </w:r>
     </w:p>
     <w:p>
@@ -124,74 +123,138 @@
           <w:szCs w:val="22"/>
         </w:rPr>
       </w:pPr>
-    </w:p>
-    <w:p>
-      <w:pPr>
+      <w:r>
         <w:rPr>
           <w:rFonts w:ascii="Arial" w:hAnsi="Arial" w:cs="Arial"/>
           <w:b/>
           <w:sz w:val="22"/>
           <w:szCs w:val="22"/>
         </w:rPr>
-      </w:pPr>
-      <w:r>
+        <w:t>Presente</w:t>
+      </w:r>
+    </w:p>
+    <w:p>
+      <w:pPr>
         <w:rPr>
           <w:rFonts w:ascii="Arial" w:hAnsi="Arial" w:cs="Arial"/>
           <w:b/>
           <w:sz w:val="22"/>
           <w:szCs w:val="22"/>
         </w:rPr>
-        <w:t>Estimados señores</w:t>
-      </w:r>
-    </w:p>
-    <w:p>
-      <w:pPr>
-        <w:jc w:val="both"/>
-        <w:rPr>
-          <w:rFonts w:ascii="Arial" w:hAnsi="Arial" w:cs="Arial"/>
-          <w:b/>
+      </w:pPr>
+    </w:p>
+    <w:p>
+      <w:pPr>
+        <w:rPr>
+          <w:rFonts w:ascii="Arial" w:hAnsi="Arial" w:cs="Arial"/>
+          <w:bCs/>
           <w:sz w:val="22"/>
           <w:szCs w:val="22"/>
         </w:rPr>
       </w:pPr>
-    </w:p>
-    <w:p>
-      <w:pPr>
-        <w:jc w:val="both"/>
-        <w:rPr>
-          <w:rFonts w:ascii="Arial" w:hAnsi="Arial" w:cs="Arial"/>
-          <w:b/>
+      <w:r>
+        <w:rPr>
+          <w:rFonts w:ascii="Arial" w:hAnsi="Arial" w:cs="Arial"/>
+          <w:bCs/>
           <w:sz w:val="22"/>
           <w:szCs w:val="22"/>
         </w:rPr>
-      </w:pPr>
-      <w:r>
-        <w:rPr>
-          <w:rFonts w:ascii="Arial" w:hAnsi="Arial" w:cs="Arial"/>
-          <w:b/>
+        <w:t>Estima</w:t>
+      </w:r>
+      <w:r>
+        <w:rPr>
+          <w:rFonts w:ascii="Arial" w:hAnsi="Arial" w:cs="Arial"/>
+          <w:bCs/>
           <w:sz w:val="22"/>
           <w:szCs w:val="22"/>
         </w:rPr>
-        <w:t>Por este medio me dirijo a Ustedes para solicitarles en la forma más atenta mi afiliación al SINDICATO NACIONAL ADMINISTRADORES DE SERVICIOS DE SALUD Y AFINES DEL SEGURO SOCIAL (SINASSASS).</w:t>
-      </w:r>
-    </w:p>
-    <w:p>
-      <w:pPr>
-        <w:jc w:val="both"/>
-        <w:rPr>
-          <w:rFonts w:ascii="Arial" w:hAnsi="Arial" w:cs="Arial"/>
-          <w:b/>
+        <w:t>bles</w:t>
+      </w:r>
+      <w:r>
+        <w:rPr>
+          <w:rFonts w:ascii="Arial" w:hAnsi="Arial" w:cs="Arial"/>
+          <w:bCs/>
           <w:sz w:val="22"/>
           <w:szCs w:val="22"/>
         </w:rPr>
-      </w:pPr>
+        <w:t xml:space="preserve"> señores</w:t>
+      </w:r>
+      <w:r>
+        <w:rPr>
+          <w:rFonts w:ascii="Arial" w:hAnsi="Arial" w:cs="Arial"/>
+          <w:bCs/>
+          <w:sz w:val="22"/>
+          <w:szCs w:val="22"/>
+        </w:rPr>
+        <w:t>:</w:t>
+      </w:r>
     </w:p>
     <w:p>
       <w:pPr>
         <w:jc w:val="both"/>
         <w:rPr>
           <w:rFonts w:ascii="Arial" w:hAnsi="Arial" w:cs="Arial"/>
-          <w:b/>
+          <w:bCs/>
+          <w:sz w:val="22"/>
+          <w:szCs w:val="22"/>
+        </w:rPr>
+      </w:pPr>
+    </w:p>
+    <w:p>
+      <w:pPr>
+        <w:jc w:val="both"/>
+        <w:rPr>
+          <w:rFonts w:ascii="Arial" w:hAnsi="Arial" w:cs="Arial"/>
+          <w:bCs/>
+          <w:sz w:val="22"/>
+          <w:szCs w:val="22"/>
+        </w:rPr>
+      </w:pPr>
+      <w:r>
+        <w:rPr>
+          <w:rFonts w:ascii="Arial" w:hAnsi="Arial" w:cs="Arial"/>
+          <w:bCs/>
+          <w:sz w:val="22"/>
+          <w:szCs w:val="22"/>
+        </w:rPr>
+        <w:t xml:space="preserve">Por este medio me dirijo a </w:t>
+      </w:r>
+      <w:r>
+        <w:rPr>
+          <w:rFonts w:ascii="Arial" w:hAnsi="Arial" w:cs="Arial"/>
+          <w:bCs/>
+          <w:sz w:val="22"/>
+          <w:szCs w:val="22"/>
+        </w:rPr>
+        <w:t>u</w:t>
+      </w:r>
+      <w:r>
+        <w:rPr>
+          <w:rFonts w:ascii="Arial" w:hAnsi="Arial" w:cs="Arial"/>
+          <w:bCs/>
+          <w:sz w:val="22"/>
+          <w:szCs w:val="22"/>
+        </w:rPr>
+        <w:t>stedes para solicitar en la forma más atenta mi afiliación al SINDICATO NACIONAL ADMINISTRADORES DE SERVICIOS DE SALUD Y AFINES DEL SEGURO SOCIAL (SINASSASS).</w:t>
+      </w:r>
+    </w:p>
+    <w:p>
+      <w:pPr>
+        <w:jc w:val="both"/>
+        <w:rPr>
+          <w:rFonts w:ascii="Arial" w:hAnsi="Arial" w:cs="Arial"/>
+          <w:bCs/>
+          <w:sz w:val="22"/>
+          <w:szCs w:val="22"/>
+        </w:rPr>
+      </w:pPr>
+    </w:p>
+    <w:p>
+      <w:pPr>
+        <w:jc w:val="both"/>
+        <w:rPr>
+          <w:rFonts w:ascii="Arial" w:hAnsi="Arial" w:cs="Arial"/>
+          <w:bCs/>
           <w:color w:val="FF0000"/>
           <w:sz w:val="22"/>
           <w:szCs w:val="22"/>
@@ -200,34 +263,11 @@
       <w:r>
         <w:rPr>
           <w:rFonts w:ascii="Arial" w:hAnsi="Arial" w:cs="Arial"/>
-          <w:b/>
+          <w:bCs/>
           <w:sz w:val="22"/>
           <w:szCs w:val="22"/>
         </w:rPr>
-        <w:t xml:space="preserve">Me comprometo acatar y respetar las disposiciones legales de los Estatutos y Reglamentos vigentes, así como al Código de Trabajo y todo acuerdo legalmente adoptado por la Junta Directiva y </w:t>
-      </w:r>
-      <w:smartTag w:uri="urn:schemas-microsoft-com:office:smarttags" w:element="PersonName">
-        <w:smartTagPr>
-          <w:attr w:name="ProductID" w:val="la Asamblea"/>
-        </w:smartTagPr>
-        <w:r>
-          <w:rPr>
-            <w:rFonts w:ascii="Arial" w:hAnsi="Arial" w:cs="Arial"/>
-            <w:b/>
-            <w:sz w:val="22"/>
-            <w:szCs w:val="22"/>
-          </w:rPr>
-          <w:t>la Asamblea</w:t>
-        </w:r>
-      </w:smartTag>
-      <w:r>
-        <w:rPr>
-          <w:rFonts w:ascii="Arial" w:hAnsi="Arial" w:cs="Arial"/>
-          <w:b/>
-          <w:sz w:val="22"/>
-          <w:szCs w:val="22"/>
-        </w:rPr>
-        <w:t xml:space="preserve"> General.</w:t>
+        <w:t>Me comprometo acatar y respetar las disposiciones legales de los Estatutos y Reglamentos vigentes, así como al Código de Trabajo y todo acuerdo legalmente adoptado por la Junta Directiva y la Asamblea General.</w:t>
       </w:r>
     </w:p>
     <w:p>
@@ -235,7 +275,7 @@
         <w:ind w:firstLine="708"/>
         <w:rPr>
           <w:rFonts w:ascii="Arial" w:hAnsi="Arial" w:cs="Arial"/>
-          <w:b/>
+          <w:bCs/>
           <w:sz w:val="20"/>
           <w:szCs w:val="20"/>
         </w:rPr>
@@ -251,7 +291,7 @@
         </w:pBdr>
         <w:rPr>
           <w:rFonts w:ascii="Arial" w:hAnsi="Arial" w:cs="Arial"/>
-          <w:b/>
+          <w:bCs/>
           <w:sz w:val="20"/>
           <w:szCs w:val="20"/>
         </w:rPr>
@@ -266,113 +306,215 @@
           <w:right w:val="single" w:sz="4" w:space="4" w:color="auto"/>
         </w:pBdr>
         <w:rPr>
+          <w:bCs/>
           <w:sz w:val="16"/>
           <w:szCs w:val="16"/>
         </w:rPr>
       </w:pPr>
       <w:r>
         <w:rPr>
+          <w:rFonts w:ascii="Arial" w:hAnsi="Arial" w:cs="Arial"/>
+          <w:b/>
+          <w:sz w:val="20"/>
+          <w:szCs w:val="20"/>
+        </w:rPr>
+        <w:t>APELLIDOS Y NOMBR</w:t>
+      </w:r>
+      <w:r>
+        <w:rPr>
+          <w:rFonts w:ascii="Arial" w:hAnsi="Arial" w:cs="Arial"/>
+          <w:b/>
+          <w:sz w:val="20"/>
+          <w:szCs w:val="20"/>
+        </w:rPr>
+        <w:t>E</w:t>
+      </w:r>
+      <w:r>
+        <w:rPr>
           <w:rFonts w:asciiTheme="minorHAnsi" w:hAnsiTheme="minorHAnsi" w:cstheme="minorHAnsi"/>
+          <w:bCs/>
+          <w:sz w:val="22"/>
+          <w:szCs w:val="22"/>
+        </w:rPr>
+        <w:t xml:space="preserve">   </w:t>
+      </w:r>
+      <w:r>
+        <w:rPr>
+          <w:rFonts w:ascii="Arial" w:hAnsi="Arial" w:cs="Arial"/>
+          <w:bCs/>
+          <w:sz w:val="20"/>
+          <w:szCs w:val="20"/>
+        </w:rPr>
+        <w:t>_______________________________________</w:t>
+      </w:r>
+      <w:r>
+        <w:rPr>
+          <w:rFonts w:ascii="Arial" w:hAnsi="Arial" w:cs="Arial"/>
+          <w:bCs/>
+          <w:sz w:val="20"/>
+          <w:szCs w:val="20"/>
+        </w:rPr>
+        <w:t xml:space="preserve">          </w:t>
+      </w:r>
+      <w:r>
+        <w:rPr>
+          <w:rFonts w:ascii="Arial" w:hAnsi="Arial" w:cs="Arial"/>
+          <w:bCs/>
+          <w:sz w:val="20"/>
+          <w:szCs w:val="20"/>
+        </w:rPr>
+        <w:t xml:space="preserve">    </w:t>
+      </w:r>
+      <w:r>
+        <w:rPr>
+          <w:rFonts w:ascii="Arial" w:hAnsi="Arial" w:cs="Arial"/>
           <w:b/>
           <w:sz w:val="18"/>
           <w:szCs w:val="18"/>
         </w:rPr>
-        <w:t>APELLIDOS Y NOMBR</w:t>
-      </w:r>
-      <w:r>
-        <w:rPr>
-          <w:rFonts w:asciiTheme="minorHAnsi" w:hAnsiTheme="minorHAnsi" w:cstheme="minorHAnsi"/>
-          <w:b/>
-          <w:sz w:val="22"/>
-          <w:szCs w:val="22"/>
-        </w:rPr>
-        <w:t>E</w:t>
-      </w:r>
-      <w:r>
-        <w:rPr>
-          <w:rFonts w:asciiTheme="minorHAnsi" w:hAnsiTheme="minorHAnsi" w:cstheme="minorHAnsi"/>
-          <w:b/>
-          <w:sz w:val="22"/>
-          <w:szCs w:val="22"/>
+        <w:t>C</w:t>
+      </w:r>
+      <w:r>
+        <w:rPr>
+          <w:rFonts w:ascii="Arial" w:hAnsi="Arial" w:cs="Arial"/>
+          <w:b/>
+          <w:sz w:val="18"/>
+          <w:szCs w:val="18"/>
+        </w:rPr>
+        <w:t>ÉDULA</w:t>
+      </w:r>
+      <w:r>
+        <w:rPr>
+          <w:rFonts w:ascii="Arial" w:hAnsi="Arial" w:cs="Arial"/>
+          <w:b/>
+          <w:sz w:val="18"/>
+          <w:szCs w:val="18"/>
+        </w:rPr>
+        <w:t>:</w:t>
+      </w:r>
+      <w:r>
+        <w:rPr>
+          <w:rFonts w:ascii="Arial" w:hAnsi="Arial" w:cs="Arial"/>
+          <w:bCs/>
+          <w:sz w:val="20"/>
+          <w:szCs w:val="20"/>
+        </w:rPr>
+        <w:t xml:space="preserve">  </w:t>
+      </w:r>
+      <w:r>
+        <w:rPr>
+          <w:rFonts w:ascii="Arial" w:hAnsi="Arial" w:cs="Arial"/>
+          <w:bCs/>
+          <w:sz w:val="20"/>
+          <w:szCs w:val="20"/>
+        </w:rPr>
+        <w:t>_</w:t>
+      </w:r>
+      <w:r>
+        <w:rPr>
+          <w:rFonts w:ascii="Arial" w:hAnsi="Arial" w:cs="Arial"/>
+          <w:bCs/>
+          <w:sz w:val="20"/>
+          <w:szCs w:val="20"/>
+        </w:rPr>
+        <w:t xml:space="preserve"> </w:t>
+      </w:r>
+      <w:r>
+        <w:rPr>
+          <w:rFonts w:ascii="Arial" w:hAnsi="Arial" w:cs="Arial"/>
+          <w:bCs/>
+          <w:sz w:val="20"/>
+          <w:szCs w:val="20"/>
+        </w:rPr>
+        <w:t xml:space="preserve">_/_ </w:t>
+      </w:r>
+      <w:proofErr w:type="gramStart"/>
+      <w:r>
+        <w:rPr>
+          <w:rFonts w:ascii="Arial" w:hAnsi="Arial" w:cs="Arial"/>
+          <w:bCs/>
+          <w:sz w:val="20"/>
+          <w:szCs w:val="20"/>
+        </w:rPr>
+        <w:t>_</w:t>
+      </w:r>
+      <w:r>
+        <w:rPr>
+          <w:rFonts w:ascii="Arial" w:hAnsi="Arial" w:cs="Arial"/>
+          <w:bCs/>
+          <w:sz w:val="20"/>
+          <w:szCs w:val="20"/>
+        </w:rPr>
+        <w:t xml:space="preserve"> </w:t>
+      </w:r>
+      <w:r>
+        <w:rPr>
+          <w:rFonts w:ascii="Arial" w:hAnsi="Arial" w:cs="Arial"/>
+          <w:bCs/>
+          <w:sz w:val="20"/>
+          <w:szCs w:val="20"/>
+        </w:rPr>
+        <w:t xml:space="preserve"> /</w:t>
+      </w:r>
+      <w:proofErr w:type="gramEnd"/>
+      <w:r>
+        <w:rPr>
+          <w:rFonts w:ascii="Arial" w:hAnsi="Arial" w:cs="Arial"/>
+          <w:bCs/>
+          <w:sz w:val="20"/>
+          <w:szCs w:val="20"/>
+        </w:rPr>
+        <w:t>_ _ _</w:t>
+      </w:r>
+      <w:r>
+        <w:rPr>
+          <w:rFonts w:ascii="Arial" w:hAnsi="Arial" w:cs="Arial"/>
+          <w:bCs/>
+          <w:sz w:val="20"/>
+          <w:szCs w:val="20"/>
+        </w:rPr>
+        <w:t xml:space="preserve"> _</w:t>
+      </w:r>
+      <w:r>
+        <w:rPr>
+          <w:rFonts w:ascii="Arial" w:hAnsi="Arial" w:cs="Arial"/>
+          <w:bCs/>
+          <w:sz w:val="20"/>
+          <w:szCs w:val="20"/>
+        </w:rPr>
+        <w:tab/>
+      </w:r>
+      <w:r>
+        <w:rPr>
+          <w:rFonts w:ascii="Arial" w:hAnsi="Arial" w:cs="Arial"/>
+          <w:bCs/>
+          <w:sz w:val="20"/>
+          <w:szCs w:val="20"/>
+        </w:rPr>
+        <w:tab/>
+      </w:r>
+      <w:r>
+        <w:rPr>
+          <w:rFonts w:ascii="Arial" w:hAnsi="Arial" w:cs="Arial"/>
+          <w:bCs/>
+          <w:sz w:val="20"/>
+          <w:szCs w:val="20"/>
+        </w:rPr>
+        <w:tab/>
+      </w:r>
+      <w:r>
+        <w:rPr>
+          <w:rFonts w:ascii="Arial" w:hAnsi="Arial" w:cs="Arial"/>
+          <w:bCs/>
+          <w:sz w:val="20"/>
+          <w:szCs w:val="20"/>
         </w:rPr>
         <w:t xml:space="preserve">   </w:t>
       </w:r>
       <w:r>
         <w:rPr>
           <w:rFonts w:ascii="Arial" w:hAnsi="Arial" w:cs="Arial"/>
-          <w:b/>
-          <w:sz w:val="20"/>
-          <w:szCs w:val="20"/>
-        </w:rPr>
-        <w:t>_______________________________________</w:t>
-      </w:r>
-      <w:r>
-        <w:rPr>
-          <w:rFonts w:ascii="Arial" w:hAnsi="Arial" w:cs="Arial"/>
-          <w:b/>
-          <w:sz w:val="20"/>
-          <w:szCs w:val="20"/>
-        </w:rPr>
-        <w:t xml:space="preserve">          </w:t>
-      </w:r>
-      <w:r>
-        <w:rPr>
-          <w:rFonts w:ascii="Arial" w:hAnsi="Arial" w:cs="Arial"/>
-          <w:b/>
-          <w:sz w:val="20"/>
-          <w:szCs w:val="20"/>
-        </w:rPr>
-        <w:t xml:space="preserve">         </w:t>
-      </w:r>
-      <w:r>
-        <w:rPr>
-          <w:rFonts w:ascii="Arial" w:hAnsi="Arial" w:cs="Arial"/>
-          <w:b/>
-          <w:sz w:val="20"/>
-          <w:szCs w:val="20"/>
-        </w:rPr>
-        <w:t>C</w:t>
-      </w:r>
-      <w:r>
-        <w:rPr>
-          <w:rFonts w:ascii="Arial" w:hAnsi="Arial" w:cs="Arial"/>
-          <w:b/>
-          <w:sz w:val="20"/>
-          <w:szCs w:val="20"/>
-        </w:rPr>
-        <w:t>ÉDULA</w:t>
-      </w:r>
-      <w:r>
-        <w:rPr>
-          <w:rFonts w:ascii="Arial" w:hAnsi="Arial" w:cs="Arial"/>
-          <w:b/>
-          <w:sz w:val="20"/>
-          <w:szCs w:val="20"/>
-        </w:rPr>
-        <w:t>:</w:t>
-      </w:r>
-      <w:r>
-        <w:rPr>
-          <w:rFonts w:ascii="Arial" w:hAnsi="Arial" w:cs="Arial"/>
-          <w:b/>
-          <w:sz w:val="20"/>
-          <w:szCs w:val="20"/>
-        </w:rPr>
-        <w:t xml:space="preserve">   </w:t>
-      </w:r>
-      <w:r>
-        <w:rPr>
-          <w:rFonts w:ascii="Arial" w:hAnsi="Arial" w:cs="Arial"/>
-          <w:b/>
-          <w:sz w:val="20"/>
-          <w:szCs w:val="20"/>
-        </w:rPr>
-        <w:t>_/_ _</w:t>
-      </w:r>
-      <w:r>
-        <w:rPr>
-          <w:rFonts w:ascii="Arial" w:hAnsi="Arial" w:cs="Arial"/>
-          <w:b/>
+          <w:bCs/>
           <w:sz w:val="20"/>
           <w:szCs w:val="20"/>
         </w:rPr>
@@ -381,88 +523,7 @@
       <w:r>
         <w:rPr>
           <w:rFonts w:ascii="Arial" w:hAnsi="Arial" w:cs="Arial"/>
-          <w:b/>
-          <w:sz w:val="20"/>
-          <w:szCs w:val="20"/>
-        </w:rPr>
-        <w:t>_ _</w:t>
-      </w:r>
-      <w:r>
-        <w:rPr>
-          <w:rFonts w:ascii="Arial" w:hAnsi="Arial" w:cs="Arial"/>
-          <w:b/>
-          <w:sz w:val="20"/>
-          <w:szCs w:val="20"/>
-        </w:rPr>
-        <w:t xml:space="preserve"> /</w:t>
-      </w:r>
-      <w:r>
-        <w:rPr>
-          <w:rFonts w:ascii="Arial" w:hAnsi="Arial" w:cs="Arial"/>
-          <w:b/>
-          <w:sz w:val="20"/>
-          <w:szCs w:val="20"/>
-        </w:rPr>
-        <w:t>_ _ _</w:t>
-      </w:r>
-      <w:r>
-        <w:rPr>
-          <w:rFonts w:ascii="Arial" w:hAnsi="Arial" w:cs="Arial"/>
-          <w:b/>
-          <w:sz w:val="20"/>
-          <w:szCs w:val="20"/>
-        </w:rPr>
-        <w:t xml:space="preserve"> _</w:t>
-      </w:r>
-      <w:r>
-        <w:rPr>
-          <w:rFonts w:ascii="Arial" w:hAnsi="Arial" w:cs="Arial"/>
-          <w:b/>
-          <w:sz w:val="20"/>
-          <w:szCs w:val="20"/>
-        </w:rPr>
-        <w:tab/>
-      </w:r>
-      <w:r>
-        <w:rPr>
-          <w:rFonts w:ascii="Arial" w:hAnsi="Arial" w:cs="Arial"/>
-          <w:b/>
-          <w:sz w:val="20"/>
-          <w:szCs w:val="20"/>
-        </w:rPr>
-        <w:tab/>
-      </w:r>
-      <w:r>
-        <w:rPr>
-          <w:rFonts w:ascii="Arial" w:hAnsi="Arial" w:cs="Arial"/>
-          <w:b/>
-          <w:sz w:val="20"/>
-          <w:szCs w:val="20"/>
-        </w:rPr>
-        <w:tab/>
-      </w:r>
-      <w:r>
-        <w:rPr>
-          <w:rFonts w:ascii="Arial" w:hAnsi="Arial" w:cs="Arial"/>
-          <w:b/>
-          <w:sz w:val="20"/>
-          <w:szCs w:val="20"/>
-        </w:rPr>
-        <w:t xml:space="preserve">   </w:t>
-      </w:r>
-      <w:r>
-        <w:rPr>
-          <w:rFonts w:ascii="Arial" w:hAnsi="Arial" w:cs="Arial"/>
-          <w:b/>
-          <w:sz w:val="20"/>
-          <w:szCs w:val="20"/>
-        </w:rPr>
-        <w:t xml:space="preserve"> </w:t>
-      </w:r>
-      <w:r>
-        <w:rPr>
-          <w:rFonts w:ascii="Arial" w:hAnsi="Arial" w:cs="Arial"/>
-          <w:b/>
+          <w:bCs/>
           <w:sz w:val="20"/>
           <w:szCs w:val="20"/>
         </w:rPr>
@@ -470,6 +531,7 @@
       </w:r>
       <w:r>
         <w:rPr>
+          <w:bCs/>
           <w:sz w:val="16"/>
           <w:szCs w:val="16"/>
         </w:rPr>
@@ -477,6 +539,7 @@
       </w:r>
       <w:r>
         <w:rPr>
+          <w:bCs/>
           <w:sz w:val="16"/>
           <w:szCs w:val="16"/>
         </w:rPr>
@@ -484,6 +547,7 @@
       </w:r>
       <w:r>
         <w:rPr>
+          <w:bCs/>
           <w:sz w:val="16"/>
           <w:szCs w:val="16"/>
         </w:rPr>
@@ -491,6 +555,7 @@
       </w:r>
       <w:r>
         <w:rPr>
+          <w:bCs/>
           <w:sz w:val="16"/>
           <w:szCs w:val="16"/>
         </w:rPr>
@@ -498,6 +563,7 @@
       </w:r>
       <w:r>
         <w:rPr>
+          <w:bCs/>
           <w:sz w:val="16"/>
           <w:szCs w:val="16"/>
         </w:rPr>
@@ -505,6 +571,7 @@
       </w:r>
       <w:r>
         <w:rPr>
+          <w:bCs/>
           <w:sz w:val="16"/>
           <w:szCs w:val="16"/>
         </w:rPr>
@@ -512,6 +579,7 @@
       </w:r>
       <w:r>
         <w:rPr>
+          <w:bCs/>
           <w:sz w:val="16"/>
           <w:szCs w:val="16"/>
         </w:rPr>
@@ -519,6 +587,7 @@
       </w:r>
       <w:r>
         <w:rPr>
+          <w:bCs/>
           <w:sz w:val="16"/>
           <w:szCs w:val="16"/>
         </w:rPr>
@@ -526,6 +595,7 @@
       </w:r>
       <w:r>
         <w:rPr>
+          <w:bCs/>
           <w:sz w:val="16"/>
           <w:szCs w:val="16"/>
         </w:rPr>
@@ -542,7 +612,7 @@
         </w:pBdr>
         <w:rPr>
           <w:rFonts w:ascii="Arial" w:hAnsi="Arial" w:cs="Arial"/>
-          <w:b/>
+          <w:bCs/>
           <w:sz w:val="20"/>
           <w:szCs w:val="20"/>
         </w:rPr>
@@ -558,77 +628,72 @@
         </w:pBdr>
         <w:rPr>
           <w:rFonts w:ascii="Arial" w:hAnsi="Arial" w:cs="Arial"/>
-          <w:b/>
-          <w:sz w:val="20"/>
-          <w:szCs w:val="20"/>
-        </w:rPr>
-      </w:pPr>
-      <w:r>
-        <w:rPr>
-          <w:rFonts w:ascii="Arial" w:hAnsi="Arial" w:cs="Arial"/>
-          <w:b/>
-          <w:sz w:val="20"/>
-          <w:szCs w:val="20"/>
-        </w:rPr>
-        <w:t xml:space="preserve">Fecha </w:t>
-      </w:r>
-      <w:r>
-        <w:rPr>
-          <w:rFonts w:ascii="Arial" w:hAnsi="Arial" w:cs="Arial"/>
-          <w:b/>
-          <w:sz w:val="20"/>
-          <w:szCs w:val="20"/>
-        </w:rPr>
-        <w:t>Nacimiento</w:t>
-      </w:r>
-      <w:r>
-        <w:rPr>
-          <w:rFonts w:ascii="Arial" w:hAnsi="Arial" w:cs="Arial"/>
-          <w:b/>
-          <w:sz w:val="20"/>
-          <w:szCs w:val="20"/>
-          <w:highlight w:val="yellow"/>
+          <w:bCs/>
+          <w:sz w:val="20"/>
+          <w:szCs w:val="20"/>
+        </w:rPr>
+      </w:pPr>
+      <w:r>
+        <w:rPr>
+          <w:rFonts w:ascii="Arial" w:hAnsi="Arial" w:cs="Arial"/>
+          <w:b/>
+          <w:sz w:val="20"/>
+          <w:szCs w:val="20"/>
+        </w:rPr>
+        <w:t>FECHA NACIMIENTO</w:t>
+      </w:r>
+      <w:r>
+        <w:rPr>
+          <w:rFonts w:ascii="Arial" w:hAnsi="Arial" w:cs="Arial"/>
+          <w:bCs/>
+          <w:sz w:val="20"/>
+          <w:szCs w:val="20"/>
         </w:rPr>
         <w:t>:</w:t>
       </w:r>
       <w:r>
         <w:rPr>
           <w:rFonts w:ascii="Arial" w:hAnsi="Arial" w:cs="Arial"/>
-          <w:b/>
-          <w:sz w:val="20"/>
-          <w:szCs w:val="20"/>
-          <w:highlight w:val="yellow"/>
+          <w:bCs/>
+          <w:sz w:val="20"/>
+          <w:szCs w:val="20"/>
         </w:rPr>
         <w:t xml:space="preserve">   </w:t>
       </w:r>
       <w:r>
         <w:rPr>
           <w:rFonts w:ascii="Arial" w:hAnsi="Arial" w:cs="Arial"/>
-          <w:b/>
-          <w:sz w:val="20"/>
-          <w:szCs w:val="20"/>
-          <w:highlight w:val="yellow"/>
+          <w:bCs/>
+          <w:sz w:val="20"/>
+          <w:szCs w:val="20"/>
         </w:rPr>
         <w:t>_</w:t>
       </w:r>
       <w:r>
         <w:rPr>
           <w:rFonts w:ascii="Arial" w:hAnsi="Arial" w:cs="Arial"/>
-          <w:b/>
-          <w:sz w:val="20"/>
-          <w:szCs w:val="20"/>
-          <w:highlight w:val="yellow"/>
+          <w:bCs/>
+          <w:sz w:val="20"/>
+          <w:szCs w:val="20"/>
         </w:rPr>
         <w:t>__/_</w:t>
       </w:r>
+      <w:r>
+        <w:rPr>
+          <w:rFonts w:ascii="Arial" w:hAnsi="Arial" w:cs="Arial"/>
+          <w:bCs/>
+          <w:sz w:val="20"/>
+          <w:szCs w:val="20"/>
+        </w:rPr>
+        <w:t>_</w:t>
+      </w:r>
       <w:proofErr w:type="gramStart"/>
       <w:r>
         <w:rPr>
           <w:rFonts w:ascii="Arial" w:hAnsi="Arial" w:cs="Arial"/>
-          <w:b/>
-          <w:sz w:val="20"/>
-          <w:szCs w:val="20"/>
-          <w:highlight w:val="yellow"/>
+          <w:bCs/>
+          <w:sz w:val="20"/>
+          <w:szCs w:val="20"/>
         </w:rPr>
         <w:t>_  /</w:t>
       </w:r>
@@ -636,26 +701,25 @@
       <w:r>
         <w:rPr>
           <w:rFonts w:ascii="Arial" w:hAnsi="Arial" w:cs="Arial"/>
-          <w:b/>
-          <w:sz w:val="20"/>
-          <w:szCs w:val="20"/>
-          <w:highlight w:val="yellow"/>
-        </w:rPr>
-        <w:t>_____/</w:t>
-      </w:r>
-      <w:r>
-        <w:rPr>
-          <w:rFonts w:ascii="Arial" w:hAnsi="Arial" w:cs="Arial"/>
-          <w:b/>
-          <w:sz w:val="20"/>
-          <w:szCs w:val="20"/>
-        </w:rPr>
-        <w:t xml:space="preserve">                      </w:t>
-      </w:r>
-      <w:r>
-        <w:rPr>
-          <w:rFonts w:ascii="Arial" w:hAnsi="Arial" w:cs="Arial"/>
-          <w:b/>
+          <w:bCs/>
+          <w:sz w:val="20"/>
+          <w:szCs w:val="20"/>
+        </w:rPr>
+        <w:t>_____</w:t>
+      </w:r>
+      <w:r>
+        <w:rPr>
+          <w:rFonts w:ascii="Arial" w:hAnsi="Arial" w:cs="Arial"/>
+          <w:bCs/>
+          <w:sz w:val="20"/>
+          <w:szCs w:val="20"/>
+        </w:rPr>
+        <w:t xml:space="preserve">                     </w:t>
+      </w:r>
+      <w:r>
+        <w:rPr>
+          <w:rFonts w:ascii="Arial" w:hAnsi="Arial" w:cs="Arial"/>
+          <w:bCs/>
           <w:sz w:val="20"/>
           <w:szCs w:val="20"/>
         </w:rPr>
@@ -664,27 +728,58 @@
       <w:r>
         <w:rPr>
           <w:rFonts w:ascii="Arial" w:hAnsi="Arial" w:cs="Arial"/>
-          <w:b/>
+          <w:bCs/>
           <w:sz w:val="20"/>
           <w:szCs w:val="20"/>
         </w:rPr>
         <w:tab/>
       </w:r>
       <w:r>
+        <w:rPr>
+          <w:rFonts w:ascii="Arial" w:hAnsi="Arial" w:cs="Arial"/>
+          <w:bCs/>
+          <w:sz w:val="18"/>
+          <w:szCs w:val="18"/>
+        </w:rPr>
         <w:t xml:space="preserve"> </w:t>
       </w:r>
       <w:r>
+        <w:rPr>
+          <w:rFonts w:ascii="Arial" w:hAnsi="Arial" w:cs="Arial"/>
+          <w:bCs/>
+          <w:sz w:val="18"/>
+          <w:szCs w:val="18"/>
+        </w:rPr>
         <w:t xml:space="preserve">       </w:t>
       </w:r>
       <w:r>
-        <w:t xml:space="preserve"> CARNE COLEGIO </w:t>
-      </w:r>
-      <w:proofErr w:type="spellStart"/>
-      <w:r>
-        <w:t>N°</w:t>
-      </w:r>
-      <w:proofErr w:type="spellEnd"/>
-      <w:r>
+        <w:rPr>
+          <w:rFonts w:ascii="Arial" w:hAnsi="Arial" w:cs="Arial"/>
+          <w:bCs/>
+          <w:sz w:val="18"/>
+          <w:szCs w:val="18"/>
+        </w:rPr>
+        <w:t xml:space="preserve"> </w:t>
+      </w:r>
+      <w:r>
+        <w:rPr>
+          <w:rFonts w:ascii="Arial" w:hAnsi="Arial" w:cs="Arial"/>
+          <w:b/>
+          <w:sz w:val="18"/>
+          <w:szCs w:val="18"/>
+        </w:rPr>
+        <w:t>CARNE COLEGIO</w:t>
+      </w:r>
+      <w:r>
+        <w:rPr>
+          <w:bCs/>
+        </w:rPr>
+        <w:t xml:space="preserve">: </w:t>
+      </w:r>
+      <w:r>
+        <w:rPr>
+          <w:bCs/>
+        </w:rPr>
         <w:t>_________</w:t>
       </w:r>
     </w:p>
@@ -692,111 +787,358 @@
       <w:pPr>
         <w:rPr>
           <w:rFonts w:ascii="Arial" w:hAnsi="Arial" w:cs="Arial"/>
-          <w:b/>
-          <w:sz w:val="20"/>
-          <w:szCs w:val="20"/>
-        </w:rPr>
-      </w:pPr>
-    </w:p>
-    <w:p>
-      <w:pPr>
-        <w:rPr>
-          <w:rFonts w:ascii="Arial" w:hAnsi="Arial" w:cs="Arial"/>
-          <w:b/>
-          <w:sz w:val="20"/>
-          <w:szCs w:val="20"/>
-        </w:rPr>
-      </w:pPr>
-      <w:r>
-        <w:rPr>
-          <w:rFonts w:ascii="Arial" w:hAnsi="Arial" w:cs="Arial"/>
-          <w:b/>
-          <w:sz w:val="20"/>
-          <w:szCs w:val="20"/>
-        </w:rPr>
-        <w:t xml:space="preserve">Nombre </w:t>
-      </w:r>
-      <w:r>
-        <w:rPr>
-          <w:rFonts w:ascii="Arial" w:hAnsi="Arial" w:cs="Arial"/>
-          <w:b/>
-          <w:sz w:val="20"/>
-          <w:szCs w:val="20"/>
-        </w:rPr>
-        <w:t xml:space="preserve">del </w:t>
-      </w:r>
-      <w:proofErr w:type="gramStart"/>
-      <w:r>
-        <w:rPr>
-          <w:rFonts w:ascii="Arial" w:hAnsi="Arial" w:cs="Arial"/>
-          <w:b/>
-          <w:sz w:val="20"/>
-          <w:szCs w:val="20"/>
-        </w:rPr>
-        <w:t>puesto</w:t>
-      </w:r>
-      <w:r>
-        <w:rPr>
-          <w:rFonts w:ascii="Arial" w:hAnsi="Arial" w:cs="Arial"/>
-          <w:b/>
+          <w:bCs/>
+          <w:sz w:val="20"/>
+          <w:szCs w:val="20"/>
+        </w:rPr>
+      </w:pPr>
+    </w:p>
+    <w:p>
+      <w:pPr>
+        <w:rPr>
+          <w:rFonts w:ascii="Arial" w:hAnsi="Arial" w:cs="Arial"/>
+          <w:bCs/>
+          <w:sz w:val="20"/>
+          <w:szCs w:val="20"/>
+        </w:rPr>
+      </w:pPr>
+      <w:r>
+        <w:rPr>
+          <w:rFonts w:ascii="Arial" w:hAnsi="Arial" w:cs="Arial"/>
+          <w:b/>
+          <w:sz w:val="20"/>
+          <w:szCs w:val="20"/>
+        </w:rPr>
+        <w:t>PERFIL DEL PUESTO</w:t>
+      </w:r>
+      <w:r>
+        <w:rPr>
+          <w:rFonts w:ascii="Arial" w:hAnsi="Arial" w:cs="Arial"/>
+          <w:bCs/>
+          <w:sz w:val="20"/>
+          <w:szCs w:val="20"/>
+        </w:rPr>
+        <w:t>:</w:t>
+      </w:r>
+      <w:r>
+        <w:rPr>
+          <w:rFonts w:ascii="Arial" w:hAnsi="Arial" w:cs="Arial"/>
+          <w:bCs/>
+          <w:sz w:val="20"/>
+          <w:szCs w:val="20"/>
+        </w:rPr>
+        <w:t xml:space="preserve"> </w:t>
+      </w:r>
+      <w:r>
+        <w:rPr>
+          <w:rFonts w:ascii="Arial" w:hAnsi="Arial" w:cs="Arial"/>
+          <w:bCs/>
           <w:sz w:val="20"/>
           <w:szCs w:val="20"/>
         </w:rPr>
         <w:t>(</w:t>
       </w:r>
-      <w:proofErr w:type="gramEnd"/>
-      <w:r>
-        <w:rPr>
-          <w:rFonts w:ascii="Arial" w:hAnsi="Arial" w:cs="Arial"/>
-          <w:b/>
+      <w:r>
+        <w:rPr>
+          <w:rFonts w:ascii="Arial" w:hAnsi="Arial" w:cs="Arial"/>
+          <w:bCs/>
           <w:sz w:val="16"/>
           <w:szCs w:val="16"/>
         </w:rPr>
-        <w:t>conforme escala salarial</w:t>
-      </w:r>
-      <w:r>
-        <w:rPr>
-          <w:rFonts w:ascii="Arial" w:hAnsi="Arial" w:cs="Arial"/>
-          <w:b/>
+        <w:t xml:space="preserve">conforme escala </w:t>
+      </w:r>
+      <w:proofErr w:type="gramStart"/>
+      <w:r>
+        <w:rPr>
+          <w:rFonts w:ascii="Arial" w:hAnsi="Arial" w:cs="Arial"/>
+          <w:bCs/>
+          <w:sz w:val="16"/>
+          <w:szCs w:val="16"/>
+        </w:rPr>
+        <w:t>salarial</w:t>
+      </w:r>
+      <w:r>
+        <w:rPr>
+          <w:rFonts w:ascii="Arial" w:hAnsi="Arial" w:cs="Arial"/>
+          <w:bCs/>
           <w:sz w:val="20"/>
           <w:szCs w:val="20"/>
         </w:rPr>
         <w:t xml:space="preserve">)   </w:t>
       </w:r>
-      <w:r>
-        <w:rPr>
-          <w:rFonts w:ascii="Arial" w:hAnsi="Arial" w:cs="Arial"/>
-          <w:b/>
-          <w:sz w:val="20"/>
-          <w:szCs w:val="20"/>
-        </w:rPr>
-        <w:t>____________</w:t>
-      </w:r>
-      <w:r>
-        <w:rPr>
-          <w:rFonts w:ascii="Arial" w:hAnsi="Arial" w:cs="Arial"/>
-          <w:b/>
-          <w:sz w:val="20"/>
-          <w:szCs w:val="20"/>
-        </w:rPr>
-        <w:t>_____________________________________</w:t>
-      </w:r>
-    </w:p>
-    <w:p>
-      <w:pPr>
-        <w:rPr>
-          <w:rFonts w:ascii="Arial" w:hAnsi="Arial" w:cs="Arial"/>
-          <w:b/>
-          <w:sz w:val="20"/>
-          <w:szCs w:val="20"/>
-        </w:rPr>
-      </w:pPr>
-    </w:p>
-    <w:p>
-      <w:pPr>
-        <w:rPr>
-          <w:rFonts w:ascii="Arial" w:hAnsi="Arial" w:cs="Arial"/>
-          <w:b/>
+      <w:proofErr w:type="gramEnd"/>
+      <w:r>
+        <w:rPr>
+          <w:rFonts w:ascii="Arial" w:hAnsi="Arial" w:cs="Arial"/>
+          <w:bCs/>
+          <w:sz w:val="20"/>
+          <w:szCs w:val="20"/>
+        </w:rPr>
+        <w:t>____</w:t>
+      </w:r>
+      <w:r>
+        <w:rPr>
+          <w:rFonts w:ascii="Arial" w:hAnsi="Arial" w:cs="Arial"/>
+          <w:bCs/>
+          <w:sz w:val="20"/>
+          <w:szCs w:val="20"/>
+        </w:rPr>
+        <w:t>__</w:t>
+      </w:r>
+      <w:r>
+        <w:rPr>
+          <w:rFonts w:ascii="Arial" w:hAnsi="Arial" w:cs="Arial"/>
+          <w:bCs/>
+          <w:sz w:val="20"/>
+          <w:szCs w:val="20"/>
+        </w:rPr>
+        <w:t>________</w:t>
+      </w:r>
+      <w:r>
+        <w:rPr>
+          <w:rFonts w:ascii="Arial" w:hAnsi="Arial" w:cs="Arial"/>
+          <w:bCs/>
+          <w:sz w:val="20"/>
+          <w:szCs w:val="20"/>
+        </w:rPr>
+        <w:t>________________________________</w:t>
+      </w:r>
+    </w:p>
+    <w:p>
+      <w:pPr>
+        <w:rPr>
+          <w:rFonts w:ascii="Arial" w:hAnsi="Arial" w:cs="Arial"/>
+          <w:bCs/>
+          <w:sz w:val="20"/>
+          <w:szCs w:val="20"/>
+        </w:rPr>
+      </w:pPr>
+    </w:p>
+    <w:p>
+      <w:pPr>
+        <w:rPr>
+          <w:rFonts w:ascii="Arial" w:hAnsi="Arial" w:cs="Arial"/>
+          <w:bCs/>
+          <w:sz w:val="20"/>
+          <w:szCs w:val="20"/>
+        </w:rPr>
+      </w:pPr>
+      <w:r>
+        <w:rPr>
+          <w:rFonts w:ascii="Arial" w:hAnsi="Arial" w:cs="Arial"/>
+          <w:b/>
+          <w:sz w:val="20"/>
+          <w:szCs w:val="20"/>
+        </w:rPr>
+        <w:t>PUESTO QUE EJERC</w:t>
+      </w:r>
+      <w:r>
+        <w:rPr>
+          <w:rFonts w:ascii="Arial" w:hAnsi="Arial" w:cs="Arial"/>
+          <w:b/>
+          <w:sz w:val="20"/>
+          <w:szCs w:val="20"/>
+        </w:rPr>
+        <w:t>E</w:t>
+      </w:r>
+      <w:r>
+        <w:rPr>
+          <w:rFonts w:ascii="Arial" w:hAnsi="Arial" w:cs="Arial"/>
+          <w:bCs/>
+          <w:sz w:val="20"/>
+          <w:szCs w:val="20"/>
+        </w:rPr>
+        <w:t xml:space="preserve">: </w:t>
+      </w:r>
+      <w:r>
+        <w:rPr>
+          <w:rFonts w:ascii="Arial" w:hAnsi="Arial" w:cs="Arial"/>
+          <w:bCs/>
+          <w:sz w:val="20"/>
+          <w:szCs w:val="20"/>
+        </w:rPr>
+        <w:t>(</w:t>
+      </w:r>
+      <w:r>
+        <w:rPr>
+          <w:rFonts w:ascii="Arial" w:hAnsi="Arial" w:cs="Arial"/>
+          <w:bCs/>
+          <w:sz w:val="16"/>
+          <w:szCs w:val="16"/>
+        </w:rPr>
+        <w:t>jefe, coordinador, encargado, sustituye</w:t>
+      </w:r>
+      <w:r>
+        <w:rPr>
+          <w:rFonts w:ascii="Arial" w:hAnsi="Arial" w:cs="Arial"/>
+          <w:bCs/>
+          <w:sz w:val="16"/>
+          <w:szCs w:val="16"/>
+        </w:rPr>
+        <w:t xml:space="preserve">) </w:t>
+      </w:r>
+      <w:r>
+        <w:rPr>
+          <w:rFonts w:ascii="Arial" w:hAnsi="Arial" w:cs="Arial"/>
+          <w:bCs/>
+          <w:sz w:val="20"/>
+          <w:szCs w:val="20"/>
+        </w:rPr>
+        <w:t>___________________</w:t>
+      </w:r>
+      <w:r>
+        <w:rPr>
+          <w:rFonts w:ascii="Arial" w:hAnsi="Arial" w:cs="Arial"/>
+          <w:bCs/>
+          <w:sz w:val="20"/>
+          <w:szCs w:val="20"/>
+        </w:rPr>
+        <w:t>___</w:t>
+      </w:r>
+      <w:r>
+        <w:rPr>
+          <w:rFonts w:ascii="Arial" w:hAnsi="Arial" w:cs="Arial"/>
+          <w:bCs/>
+          <w:sz w:val="20"/>
+          <w:szCs w:val="20"/>
+        </w:rPr>
+        <w:t>_____________</w:t>
+      </w:r>
+    </w:p>
+    <w:p>
+      <w:pPr>
+        <w:rPr>
+          <w:rFonts w:ascii="Arial" w:hAnsi="Arial" w:cs="Arial"/>
+          <w:bCs/>
+          <w:sz w:val="20"/>
+          <w:szCs w:val="20"/>
+        </w:rPr>
+      </w:pPr>
+      <w:r>
+        <w:rPr>
+          <w:rFonts w:ascii="Arial" w:hAnsi="Arial" w:cs="Arial"/>
+          <w:bCs/>
+          <w:sz w:val="20"/>
+          <w:szCs w:val="20"/>
+        </w:rPr>
+        <w:tab/>
+      </w:r>
+      <w:r>
+        <w:rPr>
+          <w:rFonts w:ascii="Arial" w:hAnsi="Arial" w:cs="Arial"/>
+          <w:bCs/>
+          <w:sz w:val="20"/>
+          <w:szCs w:val="20"/>
+        </w:rPr>
+        <w:tab/>
+      </w:r>
+      <w:r>
+        <w:rPr>
+          <w:rFonts w:ascii="Arial" w:hAnsi="Arial" w:cs="Arial"/>
+          <w:bCs/>
+          <w:sz w:val="20"/>
+          <w:szCs w:val="20"/>
+        </w:rPr>
+        <w:tab/>
+      </w:r>
+      <w:r>
+        <w:rPr>
+          <w:rFonts w:ascii="Arial" w:hAnsi="Arial" w:cs="Arial"/>
+          <w:bCs/>
+          <w:sz w:val="20"/>
+          <w:szCs w:val="20"/>
+        </w:rPr>
+        <w:tab/>
+      </w:r>
+      <w:r>
+        <w:rPr>
+          <w:rFonts w:ascii="Arial" w:hAnsi="Arial" w:cs="Arial"/>
+          <w:bCs/>
+          <w:sz w:val="20"/>
+          <w:szCs w:val="20"/>
+        </w:rPr>
+        <w:t xml:space="preserve">                </w:t>
+      </w:r>
+    </w:p>
+    <w:p>
+      <w:pPr>
+        <w:rPr>
+          <w:rFonts w:ascii="Arial" w:hAnsi="Arial" w:cs="Arial"/>
+          <w:bCs/>
+          <w:sz w:val="20"/>
+          <w:szCs w:val="20"/>
+        </w:rPr>
+      </w:pPr>
+      <w:r>
+        <w:rPr>
+          <w:rFonts w:ascii="Arial" w:hAnsi="Arial" w:cs="Arial"/>
+          <w:b/>
+          <w:sz w:val="20"/>
+          <w:szCs w:val="20"/>
+        </w:rPr>
+        <w:t>SERVICIO</w:t>
+      </w:r>
+      <w:r>
+        <w:rPr>
+          <w:rFonts w:ascii="Arial" w:hAnsi="Arial" w:cs="Arial"/>
+          <w:b/>
+          <w:sz w:val="20"/>
+          <w:szCs w:val="20"/>
+        </w:rPr>
+        <w:t xml:space="preserve"> DONDE LABORA</w:t>
+      </w:r>
+      <w:r>
+        <w:rPr>
+          <w:rFonts w:ascii="Arial" w:hAnsi="Arial" w:cs="Arial"/>
+          <w:bCs/>
+          <w:sz w:val="20"/>
+          <w:szCs w:val="20"/>
+        </w:rPr>
+        <w:t xml:space="preserve">: </w:t>
+      </w:r>
+      <w:r>
+        <w:rPr>
+          <w:rFonts w:ascii="Arial" w:hAnsi="Arial" w:cs="Arial"/>
+          <w:bCs/>
+          <w:sz w:val="20"/>
+          <w:szCs w:val="20"/>
+        </w:rPr>
+        <w:t>___________________________</w:t>
+      </w:r>
+      <w:r>
+        <w:rPr>
+          <w:rFonts w:ascii="Arial" w:hAnsi="Arial" w:cs="Arial"/>
+          <w:bCs/>
+          <w:sz w:val="20"/>
+          <w:szCs w:val="20"/>
+        </w:rPr>
+        <w:t>__</w:t>
+      </w:r>
+      <w:r>
+        <w:rPr>
+          <w:rFonts w:ascii="Arial" w:hAnsi="Arial" w:cs="Arial"/>
+          <w:bCs/>
+          <w:sz w:val="20"/>
+          <w:szCs w:val="20"/>
+        </w:rPr>
+        <w:t>______________________________</w:t>
+      </w:r>
+    </w:p>
+    <w:p>
+      <w:pPr>
+        <w:rPr>
+          <w:rFonts w:ascii="Arial" w:hAnsi="Arial" w:cs="Arial"/>
+          <w:bCs/>
+          <w:sz w:val="20"/>
+          <w:szCs w:val="20"/>
+        </w:rPr>
+      </w:pPr>
+    </w:p>
+    <w:p>
+      <w:pPr>
+        <w:rPr>
+          <w:rFonts w:ascii="Arial" w:hAnsi="Arial" w:cs="Arial"/>
+          <w:bCs/>
           <w:sz w:val="20"/>
           <w:szCs w:val="20"/>
         </w:rPr>
@@ -818,12 +1160,29 @@
           <w:szCs w:val="20"/>
         </w:rPr>
         <w:softHyphen/>
+      </w:r>
+      <w:r>
+        <w:rPr>
+          <w:rFonts w:ascii="Arial" w:hAnsi="Arial" w:cs="Arial"/>
+          <w:bCs/>
+          <w:sz w:val="20"/>
+          <w:szCs w:val="20"/>
+        </w:rPr>
         <w:t>:</w:t>
       </w:r>
       <w:r>
         <w:rPr>
           <w:rFonts w:ascii="Arial" w:hAnsi="Arial" w:cs="Arial"/>
-          <w:b/>
+          <w:bCs/>
+          <w:sz w:val="20"/>
+          <w:szCs w:val="20"/>
+        </w:rPr>
+        <w:t xml:space="preserve"> </w:t>
+      </w:r>
+      <w:r>
+        <w:rPr>
+          <w:rFonts w:ascii="Arial" w:hAnsi="Arial" w:cs="Arial"/>
+          <w:bCs/>
           <w:sz w:val="20"/>
           <w:szCs w:val="20"/>
         </w:rPr>
@@ -832,7 +1191,7 @@
       <w:r>
         <w:rPr>
           <w:rFonts w:ascii="Arial" w:hAnsi="Arial" w:cs="Arial"/>
-          <w:b/>
+          <w:bCs/>
           <w:sz w:val="20"/>
           <w:szCs w:val="20"/>
         </w:rPr>
@@ -841,7 +1200,7 @@
       <w:r>
         <w:rPr>
           <w:rFonts w:ascii="Arial" w:hAnsi="Arial" w:cs="Arial"/>
-          <w:b/>
+          <w:bCs/>
           <w:sz w:val="20"/>
           <w:szCs w:val="20"/>
         </w:rPr>
@@ -850,7 +1209,7 @@
       <w:r>
         <w:rPr>
           <w:rFonts w:ascii="Arial" w:hAnsi="Arial" w:cs="Arial"/>
-          <w:b/>
+          <w:bCs/>
           <w:sz w:val="20"/>
           <w:szCs w:val="20"/>
         </w:rPr>
@@ -859,7 +1218,7 @@
       <w:r>
         <w:rPr>
           <w:rFonts w:ascii="Arial" w:hAnsi="Arial" w:cs="Arial"/>
-          <w:b/>
+          <w:bCs/>
           <w:sz w:val="20"/>
           <w:szCs w:val="20"/>
         </w:rPr>
@@ -868,7 +1227,7 @@
       <w:r>
         <w:rPr>
           <w:rFonts w:ascii="Arial" w:hAnsi="Arial" w:cs="Arial"/>
-          <w:b/>
+          <w:bCs/>
           <w:sz w:val="20"/>
           <w:szCs w:val="20"/>
         </w:rPr>
@@ -877,19 +1236,37 @@
       <w:r>
         <w:rPr>
           <w:rFonts w:ascii="Arial" w:hAnsi="Arial" w:cs="Arial"/>
-          <w:b/>
+          <w:bCs/>
           <w:sz w:val="20"/>
           <w:szCs w:val="20"/>
         </w:rPr>
         <w:softHyphen/>
-        <w:t>__________________________________________________________</w:t>
-      </w:r>
-    </w:p>
-    <w:p>
-      <w:pPr>
-        <w:rPr>
-          <w:rFonts w:ascii="Arial" w:hAnsi="Arial" w:cs="Arial"/>
-          <w:b/>
+        <w:t>__________________________________________________</w:t>
+      </w:r>
+      <w:r>
+        <w:rPr>
+          <w:rFonts w:ascii="Arial" w:hAnsi="Arial" w:cs="Arial"/>
+          <w:bCs/>
+          <w:sz w:val="20"/>
+          <w:szCs w:val="20"/>
+        </w:rPr>
+        <w:t>_____</w:t>
+      </w:r>
+      <w:r>
+        <w:rPr>
+          <w:rFonts w:ascii="Arial" w:hAnsi="Arial" w:cs="Arial"/>
+          <w:bCs/>
+          <w:sz w:val="20"/>
+          <w:szCs w:val="20"/>
+        </w:rPr>
+        <w:t>________</w:t>
+      </w:r>
+    </w:p>
+    <w:p>
+      <w:pPr>
+        <w:rPr>
+          <w:rFonts w:ascii="Arial" w:hAnsi="Arial" w:cs="Arial"/>
+          <w:bCs/>
           <w:i/>
           <w:iCs/>
           <w:sz w:val="16"/>
@@ -899,7 +1276,7 @@
       <w:r>
         <w:rPr>
           <w:rFonts w:ascii="Arial" w:hAnsi="Arial" w:cs="Arial"/>
-          <w:b/>
+          <w:bCs/>
           <w:sz w:val="20"/>
           <w:szCs w:val="20"/>
         </w:rPr>
@@ -908,7 +1285,7 @@
       <w:r>
         <w:rPr>
           <w:rFonts w:ascii="Arial" w:hAnsi="Arial" w:cs="Arial"/>
-          <w:b/>
+          <w:bCs/>
           <w:sz w:val="20"/>
           <w:szCs w:val="20"/>
         </w:rPr>
@@ -917,7 +1294,7 @@
       <w:r>
         <w:rPr>
           <w:rFonts w:ascii="Arial" w:hAnsi="Arial" w:cs="Arial"/>
-          <w:b/>
+          <w:bCs/>
           <w:sz w:val="20"/>
           <w:szCs w:val="20"/>
         </w:rPr>
@@ -926,7 +1303,7 @@
       <w:r>
         <w:rPr>
           <w:rFonts w:ascii="Arial" w:hAnsi="Arial" w:cs="Arial"/>
-          <w:b/>
+          <w:bCs/>
           <w:sz w:val="20"/>
           <w:szCs w:val="20"/>
         </w:rPr>
@@ -935,67 +1312,43 @@
       <w:r>
         <w:rPr>
           <w:rFonts w:ascii="Arial" w:hAnsi="Arial" w:cs="Arial"/>
-          <w:b/>
+          <w:bCs/>
           <w:i/>
           <w:iCs/>
           <w:sz w:val="16"/>
           <w:szCs w:val="16"/>
         </w:rPr>
-        <w:t xml:space="preserve">(INDIQUE Hospital, Clínica, </w:t>
-      </w:r>
-      <w:proofErr w:type="spellStart"/>
-      <w:r>
-        <w:rPr>
-          <w:rFonts w:ascii="Arial" w:hAnsi="Arial" w:cs="Arial"/>
-          <w:b/>
+        <w:t xml:space="preserve">(INDIQUE Hospital, Clínica, Area de Salud </w:t>
+      </w:r>
+      <w:r>
+        <w:rPr>
+          <w:rFonts w:ascii="Arial" w:hAnsi="Arial" w:cs="Arial"/>
+          <w:bCs/>
           <w:i/>
           <w:iCs/>
           <w:sz w:val="16"/>
           <w:szCs w:val="16"/>
         </w:rPr>
-        <w:t>Area</w:t>
-      </w:r>
-      <w:proofErr w:type="spellEnd"/>
-      <w:r>
-        <w:rPr>
-          <w:rFonts w:ascii="Arial" w:hAnsi="Arial" w:cs="Arial"/>
-          <w:b/>
+        <w:t>o centro de trabajo)</w:t>
+      </w:r>
+    </w:p>
+    <w:p>
+      <w:pPr>
+        <w:rPr>
+          <w:rFonts w:ascii="Arial" w:hAnsi="Arial" w:cs="Arial"/>
+          <w:bCs/>
           <w:i/>
           <w:iCs/>
           <w:sz w:val="16"/>
           <w:szCs w:val="16"/>
         </w:rPr>
-        <w:t xml:space="preserve"> de Salud </w:t>
-      </w:r>
-      <w:r>
-        <w:rPr>
-          <w:rFonts w:ascii="Arial" w:hAnsi="Arial" w:cs="Arial"/>
-          <w:b/>
-          <w:i/>
-          <w:iCs/>
-          <w:sz w:val="16"/>
-          <w:szCs w:val="16"/>
-        </w:rPr>
-        <w:t>o centro de trabajo)</w:t>
-      </w:r>
-    </w:p>
-    <w:p>
-      <w:pPr>
-        <w:rPr>
-          <w:rFonts w:ascii="Arial" w:hAnsi="Arial" w:cs="Arial"/>
-          <w:b/>
-          <w:i/>
-          <w:iCs/>
-          <w:sz w:val="16"/>
-          <w:szCs w:val="16"/>
-        </w:rPr>
-      </w:pPr>
-    </w:p>
-    <w:p>
-      <w:pPr>
-        <w:rPr>
-          <w:rFonts w:ascii="Arial" w:hAnsi="Arial" w:cs="Arial"/>
-          <w:b/>
+      </w:pPr>
+    </w:p>
+    <w:p>
+      <w:pPr>
+        <w:rPr>
+          <w:rFonts w:ascii="Arial" w:hAnsi="Arial" w:cs="Arial"/>
+          <w:bCs/>
           <w:sz w:val="20"/>
           <w:szCs w:val="20"/>
         </w:rPr>
@@ -1012,43 +1365,16 @@
       <w:r>
         <w:rPr>
           <w:rFonts w:ascii="Arial" w:hAnsi="Arial" w:cs="Arial"/>
-          <w:b/>
-          <w:sz w:val="20"/>
-          <w:szCs w:val="20"/>
-        </w:rPr>
-        <w:t>:_______________</w:t>
-      </w:r>
-      <w:r>
-        <w:rPr>
-          <w:rFonts w:ascii="Arial" w:hAnsi="Arial" w:cs="Arial"/>
-          <w:b/>
-          <w:sz w:val="20"/>
-          <w:szCs w:val="20"/>
-        </w:rPr>
-        <w:tab/>
-      </w:r>
-      <w:r>
-        <w:rPr>
-          <w:rFonts w:ascii="Arial" w:hAnsi="Arial" w:cs="Arial"/>
-          <w:b/>
-          <w:sz w:val="20"/>
-          <w:szCs w:val="20"/>
-        </w:rPr>
-        <w:t>EMAIL</w:t>
-      </w:r>
-      <w:r>
-        <w:rPr>
-          <w:rFonts w:ascii="Arial" w:hAnsi="Arial" w:cs="Arial"/>
-          <w:b/>
-          <w:sz w:val="20"/>
-          <w:szCs w:val="20"/>
-        </w:rPr>
-        <w:t>:_____________________________</w:t>
-      </w:r>
-      <w:r>
-        <w:rPr>
-          <w:rFonts w:ascii="Arial" w:hAnsi="Arial" w:cs="Arial"/>
-          <w:b/>
+          <w:bCs/>
+          <w:sz w:val="20"/>
+          <w:szCs w:val="20"/>
+        </w:rPr>
+        <w:t>:</w:t>
+      </w:r>
+      <w:r>
+        <w:rPr>
+          <w:rFonts w:ascii="Arial" w:hAnsi="Arial" w:cs="Arial"/>
+          <w:bCs/>
           <w:sz w:val="20"/>
           <w:szCs w:val="20"/>
         </w:rPr>
@@ -1057,72 +1383,101 @@
       <w:r>
         <w:rPr>
           <w:rFonts w:ascii="Arial" w:hAnsi="Arial" w:cs="Arial"/>
-          <w:b/>
-          <w:sz w:val="20"/>
-          <w:szCs w:val="20"/>
-        </w:rPr>
-        <w:t>_</w:t>
-      </w:r>
-      <w:r>
-        <w:rPr>
-          <w:rFonts w:ascii="Arial" w:hAnsi="Arial" w:cs="Arial"/>
-          <w:b/>
-          <w:sz w:val="20"/>
-          <w:szCs w:val="20"/>
-        </w:rPr>
-        <w:t xml:space="preserve">@ ccss.sa.cr           </w:t>
-      </w:r>
-    </w:p>
-    <w:p>
-      <w:pPr>
-        <w:rPr>
-          <w:rFonts w:ascii="Arial" w:hAnsi="Arial" w:cs="Arial"/>
-          <w:b/>
-          <w:sz w:val="20"/>
-          <w:szCs w:val="20"/>
-        </w:rPr>
-      </w:pPr>
-    </w:p>
-    <w:p>
-      <w:pPr>
-        <w:rPr>
-          <w:rFonts w:ascii="Arial" w:hAnsi="Arial" w:cs="Arial"/>
-          <w:b/>
-          <w:sz w:val="20"/>
-          <w:szCs w:val="20"/>
-        </w:rPr>
-      </w:pPr>
-      <w:r>
-        <w:rPr>
-          <w:rFonts w:ascii="Arial" w:hAnsi="Arial" w:cs="Arial"/>
-          <w:b/>
-          <w:sz w:val="20"/>
-          <w:szCs w:val="20"/>
-        </w:rPr>
-        <w:t>CORREO ELECTRÓNICO PERSONAL:</w:t>
-      </w:r>
-      <w:r>
-        <w:rPr>
-          <w:rFonts w:ascii="Arial" w:hAnsi="Arial" w:cs="Arial"/>
-          <w:b/>
-          <w:sz w:val="20"/>
-          <w:szCs w:val="20"/>
-        </w:rPr>
-        <w:t xml:space="preserve">    </w:t>
-      </w:r>
-      <w:r>
-        <w:rPr>
-          <w:rFonts w:ascii="Arial" w:hAnsi="Arial" w:cs="Arial"/>
-          <w:b/>
-          <w:sz w:val="20"/>
-          <w:szCs w:val="20"/>
-        </w:rPr>
-        <w:t>_________________________</w:t>
-      </w:r>
-      <w:r>
-        <w:rPr>
-          <w:rFonts w:ascii="Arial" w:hAnsi="Arial" w:cs="Arial"/>
-          <w:b/>
+          <w:bCs/>
+          <w:sz w:val="20"/>
+          <w:szCs w:val="20"/>
+        </w:rPr>
+        <w:t>________</w:t>
+      </w:r>
+      <w:proofErr w:type="gramStart"/>
+      <w:r>
+        <w:rPr>
+          <w:rFonts w:ascii="Arial" w:hAnsi="Arial" w:cs="Arial"/>
+          <w:b/>
+          <w:sz w:val="20"/>
+          <w:szCs w:val="20"/>
+        </w:rPr>
+        <w:t>C</w:t>
+      </w:r>
+      <w:r>
+        <w:rPr>
+          <w:rFonts w:ascii="Arial" w:hAnsi="Arial" w:cs="Arial"/>
+          <w:b/>
+          <w:sz w:val="20"/>
+          <w:szCs w:val="20"/>
+        </w:rPr>
+        <w:t>orreo</w:t>
+      </w:r>
+      <w:r>
+        <w:rPr>
+          <w:rFonts w:ascii="Arial" w:hAnsi="Arial" w:cs="Arial"/>
+          <w:b/>
+          <w:sz w:val="20"/>
+          <w:szCs w:val="20"/>
+        </w:rPr>
+        <w:t>:_</w:t>
+      </w:r>
+      <w:proofErr w:type="gramEnd"/>
+      <w:r>
+        <w:rPr>
+          <w:rFonts w:ascii="Arial" w:hAnsi="Arial" w:cs="Arial"/>
+          <w:b/>
+          <w:sz w:val="20"/>
+          <w:szCs w:val="20"/>
+        </w:rPr>
+        <w:t>_________</w:t>
+      </w:r>
+      <w:r>
+        <w:rPr>
+          <w:rFonts w:ascii="Arial" w:hAnsi="Arial" w:cs="Arial"/>
+          <w:b/>
+          <w:sz w:val="20"/>
+          <w:szCs w:val="20"/>
+        </w:rPr>
+        <w:t xml:space="preserve">@ </w:t>
+      </w:r>
+      <w:proofErr w:type="gramStart"/>
+      <w:r>
+        <w:rPr>
+          <w:rFonts w:ascii="Arial" w:hAnsi="Arial" w:cs="Arial"/>
+          <w:b/>
+          <w:sz w:val="20"/>
+          <w:szCs w:val="20"/>
+        </w:rPr>
+        <w:t>ccss.sa.cr</w:t>
+      </w:r>
+      <w:r>
+        <w:rPr>
+          <w:rFonts w:ascii="Arial" w:hAnsi="Arial" w:cs="Arial"/>
+          <w:bCs/>
+          <w:sz w:val="20"/>
+          <w:szCs w:val="20"/>
+        </w:rPr>
+        <w:t xml:space="preserve">  </w:t>
+      </w:r>
+      <w:r>
+        <w:rPr>
+          <w:rFonts w:ascii="Arial" w:hAnsi="Arial" w:cs="Arial"/>
+          <w:b/>
+          <w:sz w:val="20"/>
+          <w:szCs w:val="20"/>
+        </w:rPr>
+        <w:t>PERSONAL</w:t>
+      </w:r>
+      <w:proofErr w:type="gramEnd"/>
+      <w:r>
+        <w:rPr>
+          <w:rFonts w:ascii="Arial" w:hAnsi="Arial" w:cs="Arial"/>
+          <w:bCs/>
+          <w:sz w:val="20"/>
+          <w:szCs w:val="20"/>
+        </w:rPr>
+        <w:t>_______</w:t>
+      </w:r>
+      <w:r>
+        <w:rPr>
+          <w:rFonts w:ascii="Arial" w:hAnsi="Arial" w:cs="Arial"/>
+          <w:bCs/>
           <w:sz w:val="20"/>
           <w:szCs w:val="20"/>
         </w:rPr>
@@ -1131,16 +1486,16 @@
       <w:r>
         <w:rPr>
           <w:rFonts w:ascii="Arial" w:hAnsi="Arial" w:cs="Arial"/>
-          <w:b/>
-          <w:sz w:val="20"/>
-          <w:szCs w:val="20"/>
-        </w:rPr>
-        <w:t>___________________</w:t>
-      </w:r>
-      <w:r>
-        <w:rPr>
-          <w:rFonts w:ascii="Arial" w:hAnsi="Arial" w:cs="Arial"/>
-          <w:b/>
+          <w:bCs/>
+          <w:sz w:val="20"/>
+          <w:szCs w:val="20"/>
+        </w:rPr>
+        <w:t>_________</w:t>
+      </w:r>
+      <w:r>
+        <w:rPr>
+          <w:rFonts w:ascii="Arial" w:hAnsi="Arial" w:cs="Arial"/>
+          <w:bCs/>
           <w:sz w:val="20"/>
           <w:szCs w:val="20"/>
         </w:rPr>
@@ -1154,19 +1509,90 @@
           <w:b/>
           <w:sz w:val="20"/>
           <w:szCs w:val="20"/>
-        </w:rPr>
-      </w:pPr>
-    </w:p>
-    <w:p>
-      <w:pPr>
-        <w:rPr>
-          <w:rFonts w:ascii="Arial" w:hAnsi="Arial" w:cs="Arial"/>
-          <w:b/>
-          <w:sz w:val="20"/>
-          <w:szCs w:val="20"/>
           <w:lang w:val="es-CR"/>
         </w:rPr>
       </w:pPr>
+    </w:p>
+    <w:p>
+      <w:pPr>
+        <w:rPr>
+          <w:rFonts w:ascii="Arial" w:hAnsi="Arial" w:cs="Arial"/>
+          <w:b/>
+          <w:sz w:val="20"/>
+          <w:szCs w:val="20"/>
+          <w:lang w:val="es-CR"/>
+        </w:rPr>
+      </w:pPr>
+      <w:r>
+        <w:rPr>
+          <w:rFonts w:ascii="Arial" w:hAnsi="Arial" w:cs="Arial"/>
+          <w:b/>
+          <w:sz w:val="20"/>
+          <w:szCs w:val="20"/>
+          <w:lang w:val="es-CR"/>
+        </w:rPr>
+        <w:t>t</w:t>
+      </w:r>
+      <w:r>
+        <w:rPr>
+          <w:rFonts w:ascii="Arial" w:hAnsi="Arial" w:cs="Arial"/>
+          <w:b/>
+          <w:sz w:val="20"/>
+          <w:szCs w:val="20"/>
+          <w:lang w:val="es-CR"/>
+        </w:rPr>
+        <w:t>el</w:t>
+      </w:r>
+      <w:r>
+        <w:rPr>
+          <w:rFonts w:ascii="Arial" w:hAnsi="Arial" w:cs="Arial"/>
+          <w:b/>
+          <w:sz w:val="20"/>
+          <w:szCs w:val="20"/>
+          <w:lang w:val="es-CR"/>
+        </w:rPr>
+        <w:t>é</w:t>
+      </w:r>
+      <w:r>
+        <w:rPr>
+          <w:rFonts w:ascii="Arial" w:hAnsi="Arial" w:cs="Arial"/>
+          <w:b/>
+          <w:sz w:val="20"/>
+          <w:szCs w:val="20"/>
+          <w:lang w:val="es-CR"/>
+        </w:rPr>
+        <w:t>fono</w:t>
+      </w:r>
+      <w:r>
+        <w:rPr>
+          <w:rFonts w:ascii="Arial" w:hAnsi="Arial" w:cs="Arial"/>
+          <w:b/>
+          <w:sz w:val="20"/>
+          <w:szCs w:val="20"/>
+          <w:lang w:val="es-CR"/>
+        </w:rPr>
+        <w:t xml:space="preserve"> Celular</w:t>
+      </w:r>
+      <w:r>
+        <w:rPr>
+          <w:rFonts w:ascii="Arial" w:hAnsi="Arial" w:cs="Arial"/>
+          <w:b/>
+          <w:sz w:val="20"/>
+          <w:szCs w:val="20"/>
+          <w:lang w:val="es-CR"/>
+        </w:rPr>
+        <w:t>: _______________</w:t>
+      </w:r>
+      <w:r>
+        <w:rPr>
+          <w:rFonts w:ascii="Arial" w:hAnsi="Arial" w:cs="Arial"/>
+          <w:b/>
+          <w:sz w:val="20"/>
+          <w:szCs w:val="20"/>
+          <w:lang w:val="es-CR"/>
+        </w:rPr>
+        <w:t xml:space="preserve"> Telf. </w:t>
+      </w:r>
       <w:proofErr w:type="gramStart"/>
       <w:r>
         <w:rPr>
@@ -1176,8 +1602,9 @@
           <w:szCs w:val="20"/>
           <w:lang w:val="es-CR"/>
         </w:rPr>
-        <w:t>FAX</w:t>
-      </w:r>
+        <w:t>Oficina:_</w:t>
+      </w:r>
+      <w:proofErr w:type="gramEnd"/>
       <w:r>
         <w:rPr>
           <w:rFonts w:ascii="Arial" w:hAnsi="Arial" w:cs="Arial"/>
@@ -1186,8 +1613,48 @@
           <w:szCs w:val="20"/>
           <w:lang w:val="es-CR"/>
         </w:rPr>
-        <w:softHyphen/>
-        <w:t>:_</w:t>
+        <w:t>_____________</w:t>
+      </w:r>
+      <w:r>
+        <w:rPr>
+          <w:rFonts w:ascii="Arial" w:hAnsi="Arial" w:cs="Arial"/>
+          <w:b/>
+          <w:sz w:val="20"/>
+          <w:szCs w:val="20"/>
+          <w:lang w:val="es-CR"/>
+        </w:rPr>
+        <w:t xml:space="preserve"> ext.</w:t>
+      </w:r>
+      <w:r>
+        <w:rPr>
+          <w:rFonts w:ascii="Arial" w:hAnsi="Arial" w:cs="Arial"/>
+          <w:b/>
+          <w:sz w:val="20"/>
+          <w:szCs w:val="20"/>
+          <w:lang w:val="es-CR"/>
+        </w:rPr>
+        <w:t xml:space="preserve"> ____</w:t>
+      </w:r>
+      <w:r>
+        <w:rPr>
+          <w:rFonts w:ascii="Arial" w:hAnsi="Arial" w:cs="Arial"/>
+          <w:b/>
+          <w:sz w:val="20"/>
+          <w:szCs w:val="20"/>
+          <w:lang w:val="es-CR"/>
+        </w:rPr>
+        <w:t xml:space="preserve">___ </w:t>
+      </w:r>
+      <w:proofErr w:type="gramStart"/>
+      <w:r>
+        <w:rPr>
+          <w:rFonts w:ascii="Arial" w:hAnsi="Arial" w:cs="Arial"/>
+          <w:b/>
+          <w:sz w:val="20"/>
+          <w:szCs w:val="20"/>
+          <w:lang w:val="es-CR"/>
+        </w:rPr>
+        <w:t>Otro:_</w:t>
       </w:r>
       <w:proofErr w:type="gramEnd"/>
       <w:r>
@@ -1198,104 +1665,14 @@
           <w:szCs w:val="20"/>
           <w:lang w:val="es-CR"/>
         </w:rPr>
-        <w:t xml:space="preserve">______________   </w:t>
-      </w:r>
-      <w:r>
-        <w:rPr>
-          <w:rFonts w:ascii="Arial" w:hAnsi="Arial" w:cs="Arial"/>
-          <w:b/>
-          <w:sz w:val="20"/>
-          <w:szCs w:val="20"/>
-          <w:lang w:val="es-CR"/>
-        </w:rPr>
-        <w:t>Tel</w:t>
-      </w:r>
-      <w:r>
-        <w:rPr>
-          <w:rFonts w:ascii="Arial" w:hAnsi="Arial" w:cs="Arial"/>
-          <w:b/>
-          <w:sz w:val="20"/>
-          <w:szCs w:val="20"/>
-          <w:lang w:val="es-CR"/>
-        </w:rPr>
-        <w:t>é</w:t>
-      </w:r>
-      <w:r>
-        <w:rPr>
-          <w:rFonts w:ascii="Arial" w:hAnsi="Arial" w:cs="Arial"/>
-          <w:b/>
-          <w:sz w:val="20"/>
-          <w:szCs w:val="20"/>
-          <w:lang w:val="es-CR"/>
-        </w:rPr>
-        <w:t>fono</w:t>
-      </w:r>
-      <w:r>
-        <w:rPr>
-          <w:rFonts w:ascii="Arial" w:hAnsi="Arial" w:cs="Arial"/>
-          <w:b/>
-          <w:sz w:val="20"/>
-          <w:szCs w:val="20"/>
-          <w:lang w:val="es-CR"/>
-        </w:rPr>
-        <w:t xml:space="preserve"> Celular</w:t>
-      </w:r>
-      <w:r>
-        <w:rPr>
-          <w:rFonts w:ascii="Arial" w:hAnsi="Arial" w:cs="Arial"/>
-          <w:b/>
-          <w:sz w:val="20"/>
-          <w:szCs w:val="20"/>
-          <w:lang w:val="es-CR"/>
-        </w:rPr>
-        <w:t>_ _ _ _ _ _ _ _</w:t>
-      </w:r>
-      <w:r>
-        <w:rPr>
-          <w:rFonts w:ascii="Arial" w:hAnsi="Arial" w:cs="Arial"/>
-          <w:b/>
-          <w:sz w:val="20"/>
-          <w:szCs w:val="20"/>
-          <w:lang w:val="es-CR"/>
-        </w:rPr>
-        <w:t xml:space="preserve">        </w:t>
-      </w:r>
-      <w:r>
-        <w:rPr>
-          <w:rFonts w:ascii="Arial" w:hAnsi="Arial" w:cs="Arial"/>
-          <w:b/>
-          <w:sz w:val="20"/>
-          <w:szCs w:val="20"/>
-          <w:lang w:val="es-CR"/>
-        </w:rPr>
-        <w:t xml:space="preserve"> Telf. Oficina:_________________</w:t>
-      </w:r>
-      <w:r>
-        <w:rPr>
-          <w:rFonts w:ascii="Arial" w:hAnsi="Arial" w:cs="Arial"/>
-          <w:b/>
-          <w:sz w:val="20"/>
-          <w:szCs w:val="20"/>
-          <w:lang w:val="es-CR"/>
-        </w:rPr>
-        <w:t xml:space="preserve">  ext.</w:t>
-      </w:r>
-      <w:r>
-        <w:rPr>
-          <w:rFonts w:ascii="Arial" w:hAnsi="Arial" w:cs="Arial"/>
-          <w:b/>
-          <w:sz w:val="20"/>
-          <w:szCs w:val="20"/>
-          <w:lang w:val="es-CR"/>
-        </w:rPr>
-        <w:t xml:space="preserve"> ____</w:t>
-      </w:r>
-    </w:p>
-    <w:p>
-      <w:pPr>
-        <w:rPr>
-          <w:rFonts w:ascii="Arial" w:hAnsi="Arial" w:cs="Arial"/>
-          <w:b/>
+        <w:t>___________</w:t>
+      </w:r>
+    </w:p>
+    <w:p>
+      <w:pPr>
+        <w:rPr>
+          <w:rFonts w:ascii="Arial" w:hAnsi="Arial" w:cs="Arial"/>
+          <w:bCs/>
           <w:sz w:val="20"/>
           <w:szCs w:val="20"/>
           <w:lang w:val="es-CR"/>
@@ -1311,11 +1688,10 @@
           <w:right w:val="single" w:sz="4" w:space="4" w:color="auto" w:shadow="1"/>
         </w:pBdr>
         <w:rPr>
-          <w:rStyle w:val="nfasis"/>
-          <w:rFonts w:ascii="Arial" w:hAnsi="Arial" w:cs="Arial"/>
-          <w:sz w:val="20"/>
-          <w:szCs w:val="20"/>
-          <w:lang w:val="es-CR"/>
+          <w:rFonts w:ascii="Arial" w:hAnsi="Arial" w:cs="Arial"/>
+          <w:b/>
+          <w:sz w:val="20"/>
+          <w:szCs w:val="20"/>
         </w:rPr>
       </w:pPr>
     </w:p>
@@ -1327,35 +1703,27 @@
           <w:bottom w:val="single" w:sz="4" w:space="1" w:color="auto" w:shadow="1"/>
           <w:right w:val="single" w:sz="4" w:space="4" w:color="auto" w:shadow="1"/>
         </w:pBdr>
-        <w:rPr>
-          <w:rFonts w:ascii="Arial" w:hAnsi="Arial" w:cs="Arial"/>
-          <w:b/>
-          <w:sz w:val="20"/>
-          <w:szCs w:val="20"/>
-        </w:rPr>
-      </w:pPr>
-      <w:r>
-        <w:rPr>
-          <w:rFonts w:ascii="Arial" w:hAnsi="Arial" w:cs="Arial"/>
-          <w:b/>
-          <w:sz w:val="20"/>
-          <w:szCs w:val="20"/>
-        </w:rPr>
-        <w:t>Yo,___________________________________________</w:t>
-      </w:r>
-      <w:r>
-        <w:rPr>
-          <w:rFonts w:ascii="Arial" w:hAnsi="Arial" w:cs="Arial"/>
-          <w:b/>
-          <w:sz w:val="20"/>
-          <w:szCs w:val="20"/>
-        </w:rPr>
-        <w:t xml:space="preserve">                   </w:t>
-      </w:r>
-      <w:r>
-        <w:rPr>
-          <w:rFonts w:ascii="Arial" w:hAnsi="Arial" w:cs="Arial"/>
-          <w:b/>
+        <w:spacing w:line="276" w:lineRule="auto"/>
+        <w:rPr>
+          <w:rFonts w:ascii="Arial" w:hAnsi="Arial" w:cs="Arial"/>
+          <w:bCs/>
+          <w:sz w:val="20"/>
+          <w:szCs w:val="20"/>
+        </w:rPr>
+      </w:pPr>
+      <w:r>
+        <w:rPr>
+          <w:rFonts w:ascii="Arial" w:hAnsi="Arial" w:cs="Arial"/>
+          <w:b/>
+          <w:sz w:val="20"/>
+          <w:szCs w:val="20"/>
+        </w:rPr>
+        <w:t>Yo,</w:t>
+      </w:r>
+      <w:r>
+        <w:rPr>
+          <w:rFonts w:ascii="Arial" w:hAnsi="Arial" w:cs="Arial"/>
+          <w:bCs/>
           <w:sz w:val="20"/>
           <w:szCs w:val="20"/>
         </w:rPr>
@@ -1364,16 +1732,81 @@
       <w:r>
         <w:rPr>
           <w:rFonts w:ascii="Arial" w:hAnsi="Arial" w:cs="Arial"/>
-          <w:b/>
-          <w:sz w:val="20"/>
-          <w:szCs w:val="20"/>
-        </w:rPr>
-        <w:t>CÉDULA:</w:t>
-      </w:r>
-      <w:r>
-        <w:rPr>
-          <w:rFonts w:ascii="Arial" w:hAnsi="Arial" w:cs="Arial"/>
-          <w:b/>
+          <w:bCs/>
+          <w:sz w:val="20"/>
+          <w:szCs w:val="20"/>
+        </w:rPr>
+        <w:t>____________________________________</w:t>
+      </w:r>
+      <w:r>
+        <w:rPr>
+          <w:rFonts w:ascii="Arial" w:hAnsi="Arial" w:cs="Arial"/>
+          <w:bCs/>
+          <w:sz w:val="20"/>
+          <w:szCs w:val="20"/>
+        </w:rPr>
+        <w:t>___</w:t>
+      </w:r>
+      <w:r>
+        <w:rPr>
+          <w:rFonts w:ascii="Arial" w:hAnsi="Arial" w:cs="Arial"/>
+          <w:bCs/>
+          <w:sz w:val="20"/>
+          <w:szCs w:val="20"/>
+        </w:rPr>
+        <w:t>__</w:t>
+      </w:r>
+      <w:proofErr w:type="gramStart"/>
+      <w:r>
+        <w:rPr>
+          <w:rFonts w:ascii="Arial" w:hAnsi="Arial" w:cs="Arial"/>
+          <w:bCs/>
+          <w:sz w:val="20"/>
+          <w:szCs w:val="20"/>
+        </w:rPr>
+        <w:t>_</w:t>
+      </w:r>
+      <w:r>
+        <w:rPr>
+          <w:rFonts w:ascii="Arial" w:hAnsi="Arial" w:cs="Arial"/>
+          <w:bCs/>
+          <w:sz w:val="20"/>
+          <w:szCs w:val="20"/>
+        </w:rPr>
+        <w:t xml:space="preserve"> </w:t>
+      </w:r>
+      <w:r>
+        <w:rPr>
+          <w:rFonts w:ascii="Arial" w:hAnsi="Arial" w:cs="Arial"/>
+          <w:bCs/>
+          <w:sz w:val="20"/>
+          <w:szCs w:val="20"/>
+        </w:rPr>
+        <w:t xml:space="preserve"> </w:t>
+      </w:r>
+      <w:r>
+        <w:rPr>
+          <w:rFonts w:ascii="Arial" w:hAnsi="Arial" w:cs="Arial"/>
+          <w:b/>
+          <w:sz w:val="20"/>
+          <w:szCs w:val="20"/>
+        </w:rPr>
+        <w:t>CÉDULA</w:t>
+      </w:r>
+      <w:proofErr w:type="gramEnd"/>
+      <w:r>
+        <w:rPr>
+          <w:rFonts w:ascii="Arial" w:hAnsi="Arial" w:cs="Arial"/>
+          <w:b/>
+          <w:sz w:val="20"/>
+          <w:szCs w:val="20"/>
+        </w:rPr>
+        <w:t>:</w:t>
+      </w:r>
+      <w:r>
+        <w:rPr>
+          <w:rFonts w:ascii="Arial" w:hAnsi="Arial" w:cs="Arial"/>
+          <w:bCs/>
           <w:sz w:val="20"/>
           <w:szCs w:val="20"/>
         </w:rPr>
@@ -1388,22 +1821,14 @@
           <w:bottom w:val="single" w:sz="4" w:space="1" w:color="auto" w:shadow="1"/>
           <w:right w:val="single" w:sz="4" w:space="4" w:color="auto" w:shadow="1"/>
         </w:pBdr>
-        <w:rPr>
-          <w:rFonts w:ascii="Arial" w:hAnsi="Arial" w:cs="Arial"/>
-          <w:b/>
-          <w:sz w:val="20"/>
-          <w:szCs w:val="20"/>
-        </w:rPr>
-      </w:pPr>
-      <w:r>
-        <w:rPr>
-          <w:rFonts w:ascii="Arial" w:hAnsi="Arial" w:cs="Arial"/>
-          <w:b/>
-          <w:sz w:val="20"/>
-          <w:szCs w:val="20"/>
-        </w:rPr>
-        <w:t xml:space="preserve">                 </w:t>
-      </w:r>
+        <w:spacing w:line="276" w:lineRule="auto"/>
+        <w:rPr>
+          <w:rFonts w:ascii="Arial" w:hAnsi="Arial" w:cs="Arial"/>
+          <w:bCs/>
+          <w:sz w:val="20"/>
+          <w:szCs w:val="20"/>
+        </w:rPr>
+      </w:pPr>
     </w:p>
     <w:p>
       <w:pPr>
@@ -1413,18 +1838,19 @@
           <w:bottom w:val="single" w:sz="4" w:space="1" w:color="auto" w:shadow="1"/>
           <w:right w:val="single" w:sz="4" w:space="4" w:color="auto" w:shadow="1"/>
         </w:pBdr>
+        <w:spacing w:line="276" w:lineRule="auto"/>
         <w:jc w:val="both"/>
         <w:rPr>
           <w:rFonts w:ascii="Arial" w:hAnsi="Arial" w:cs="Arial"/>
-          <w:b/>
-          <w:sz w:val="20"/>
-          <w:szCs w:val="20"/>
-        </w:rPr>
-      </w:pPr>
-      <w:r>
-        <w:rPr>
-          <w:rFonts w:ascii="Arial" w:hAnsi="Arial" w:cs="Arial"/>
-          <w:b/>
+          <w:bCs/>
+          <w:sz w:val="20"/>
+          <w:szCs w:val="20"/>
+        </w:rPr>
+      </w:pPr>
+      <w:r>
+        <w:rPr>
+          <w:rFonts w:ascii="Arial" w:hAnsi="Arial" w:cs="Arial"/>
+          <w:bCs/>
           <w:sz w:val="20"/>
           <w:szCs w:val="20"/>
         </w:rPr>
@@ -1433,7 +1859,7 @@
       <w:r>
         <w:rPr>
           <w:rFonts w:ascii="Arial" w:hAnsi="Arial" w:cs="Arial"/>
-          <w:b/>
+          <w:bCs/>
           <w:sz w:val="20"/>
           <w:szCs w:val="20"/>
         </w:rPr>
@@ -1442,7 +1868,7 @@
       <w:r>
         <w:rPr>
           <w:rFonts w:ascii="Arial" w:hAnsi="Arial" w:cs="Arial"/>
-          <w:b/>
+          <w:bCs/>
           <w:sz w:val="20"/>
           <w:szCs w:val="20"/>
         </w:rPr>
@@ -1451,7 +1877,7 @@
       <w:r>
         <w:rPr>
           <w:rFonts w:ascii="Arial" w:hAnsi="Arial" w:cs="Arial"/>
-          <w:b/>
+          <w:bCs/>
           <w:sz w:val="22"/>
           <w:szCs w:val="22"/>
         </w:rPr>
@@ -1460,7 +1886,7 @@
       <w:r>
         <w:rPr>
           <w:rFonts w:ascii="Arial" w:hAnsi="Arial" w:cs="Arial"/>
-          <w:b/>
+          <w:bCs/>
           <w:sz w:val="20"/>
           <w:szCs w:val="20"/>
         </w:rPr>
@@ -1469,7 +1895,7 @@
       <w:r>
         <w:rPr>
           <w:rFonts w:ascii="Arial" w:hAnsi="Arial" w:cs="Arial"/>
-          <w:b/>
+          <w:bCs/>
           <w:sz w:val="20"/>
           <w:szCs w:val="20"/>
         </w:rPr>
@@ -1478,7 +1904,7 @@
       <w:r>
         <w:rPr>
           <w:rFonts w:ascii="Arial" w:hAnsi="Arial" w:cs="Arial"/>
-          <w:b/>
+          <w:bCs/>
           <w:sz w:val="20"/>
           <w:szCs w:val="20"/>
         </w:rPr>
@@ -1487,7 +1913,7 @@
       <w:r>
         <w:rPr>
           <w:rFonts w:ascii="Arial" w:hAnsi="Arial" w:cs="Arial"/>
-          <w:b/>
+          <w:bCs/>
           <w:sz w:val="20"/>
           <w:szCs w:val="20"/>
         </w:rPr>
@@ -1504,7 +1930,7 @@
         </w:pBdr>
         <w:rPr>
           <w:rFonts w:ascii="Arial" w:hAnsi="Arial" w:cs="Arial"/>
-          <w:b/>
+          <w:bCs/>
           <w:sz w:val="20"/>
           <w:szCs w:val="20"/>
         </w:rPr>
@@ -1520,101 +1946,11 @@
         </w:pBdr>
         <w:rPr>
           <w:rFonts w:ascii="Arial" w:hAnsi="Arial" w:cs="Arial"/>
-          <w:b/>
-          <w:sz w:val="20"/>
-          <w:szCs w:val="20"/>
-        </w:rPr>
-      </w:pPr>
-      <w:r>
-        <w:rPr>
-          <w:rFonts w:ascii="Arial" w:hAnsi="Arial" w:cs="Arial"/>
-          <w:b/>
-          <w:sz w:val="20"/>
-          <w:szCs w:val="20"/>
-        </w:rPr>
-        <w:t>FIRMA</w:t>
-      </w:r>
-      <w:r>
-        <w:rPr>
-          <w:rFonts w:ascii="Arial" w:hAnsi="Arial" w:cs="Arial"/>
-          <w:b/>
-          <w:sz w:val="20"/>
-          <w:szCs w:val="20"/>
-        </w:rPr>
-        <w:t>:________________________</w:t>
-      </w:r>
-      <w:r>
-        <w:rPr>
-          <w:rFonts w:ascii="Arial" w:hAnsi="Arial" w:cs="Arial"/>
-          <w:b/>
-          <w:sz w:val="20"/>
-          <w:szCs w:val="20"/>
-        </w:rPr>
-        <w:t xml:space="preserve">                  </w:t>
-      </w:r>
-      <w:r>
-        <w:rPr>
-          <w:rFonts w:ascii="Arial" w:hAnsi="Arial" w:cs="Arial"/>
-          <w:b/>
-          <w:sz w:val="20"/>
-          <w:szCs w:val="20"/>
-        </w:rPr>
-        <w:tab/>
-      </w:r>
-      <w:r>
-        <w:rPr>
-          <w:rFonts w:ascii="Arial" w:hAnsi="Arial" w:cs="Arial"/>
-          <w:b/>
-          <w:sz w:val="20"/>
-          <w:szCs w:val="20"/>
-        </w:rPr>
-        <w:tab/>
-      </w:r>
-      <w:r>
-        <w:rPr>
-          <w:rFonts w:ascii="Arial" w:hAnsi="Arial" w:cs="Arial"/>
-          <w:b/>
-          <w:sz w:val="20"/>
-          <w:szCs w:val="20"/>
-        </w:rPr>
-        <w:tab/>
-      </w:r>
-      <w:r>
-        <w:rPr>
-          <w:rFonts w:ascii="Arial" w:hAnsi="Arial" w:cs="Arial"/>
-          <w:b/>
-          <w:sz w:val="20"/>
-          <w:szCs w:val="20"/>
-        </w:rPr>
-        <w:tab/>
-      </w:r>
-      <w:r>
-        <w:rPr>
-          <w:rFonts w:ascii="Arial" w:hAnsi="Arial" w:cs="Arial"/>
-          <w:b/>
-          <w:sz w:val="20"/>
-          <w:szCs w:val="20"/>
-        </w:rPr>
-        <w:t>F</w:t>
-      </w:r>
-      <w:r>
-        <w:rPr>
-          <w:rFonts w:ascii="Arial" w:hAnsi="Arial" w:cs="Arial"/>
-          <w:b/>
-          <w:sz w:val="20"/>
-          <w:szCs w:val="20"/>
-        </w:rPr>
-        <w:t>echa</w:t>
-      </w:r>
-      <w:r>
-        <w:rPr>
-          <w:rFonts w:ascii="Arial" w:hAnsi="Arial" w:cs="Arial"/>
-          <w:b/>
-          <w:sz w:val="20"/>
-          <w:szCs w:val="20"/>
-        </w:rPr>
-        <w:t>___/______/20___</w:t>
-      </w:r>
+          <w:bCs/>
+          <w:sz w:val="20"/>
+          <w:szCs w:val="20"/>
+        </w:rPr>
+      </w:pPr>
     </w:p>
     <w:p>
       <w:pPr>
@@ -1631,17 +1967,123 @@
           <w:szCs w:val="20"/>
         </w:rPr>
       </w:pPr>
-    </w:p>
-    <w:p>
-      <w:pPr>
-        <w:jc w:val="center"/>
-        <w:rPr>
-          <w:rFonts w:ascii="Arial" w:hAnsi="Arial" w:cs="Arial"/>
-          <w:b/>
-          <w:sz w:val="20"/>
-          <w:szCs w:val="20"/>
-        </w:rPr>
-      </w:pPr>
+      <w:r>
+        <w:rPr>
+          <w:rFonts w:ascii="Arial" w:hAnsi="Arial" w:cs="Arial"/>
+          <w:b/>
+          <w:sz w:val="20"/>
+          <w:szCs w:val="20"/>
+        </w:rPr>
+        <w:t>FIRMA</w:t>
+      </w:r>
+      <w:r>
+        <w:rPr>
+          <w:rFonts w:ascii="Arial" w:hAnsi="Arial" w:cs="Arial"/>
+          <w:b/>
+          <w:sz w:val="20"/>
+          <w:szCs w:val="20"/>
+        </w:rPr>
+        <w:t>:</w:t>
+      </w:r>
+      <w:r>
+        <w:rPr>
+          <w:rFonts w:ascii="Arial" w:hAnsi="Arial" w:cs="Arial"/>
+          <w:b/>
+          <w:sz w:val="20"/>
+          <w:szCs w:val="20"/>
+        </w:rPr>
+        <w:t xml:space="preserve"> </w:t>
+      </w:r>
+      <w:r>
+        <w:rPr>
+          <w:rFonts w:ascii="Arial" w:hAnsi="Arial" w:cs="Arial"/>
+          <w:b/>
+          <w:sz w:val="20"/>
+          <w:szCs w:val="20"/>
+        </w:rPr>
+        <w:t>________________________</w:t>
+      </w:r>
+      <w:r>
+        <w:rPr>
+          <w:rFonts w:ascii="Arial" w:hAnsi="Arial" w:cs="Arial"/>
+          <w:b/>
+          <w:sz w:val="20"/>
+          <w:szCs w:val="20"/>
+        </w:rPr>
+        <w:t xml:space="preserve">                  </w:t>
+      </w:r>
+      <w:r>
+        <w:rPr>
+          <w:rFonts w:ascii="Arial" w:hAnsi="Arial" w:cs="Arial"/>
+          <w:b/>
+          <w:sz w:val="20"/>
+          <w:szCs w:val="20"/>
+        </w:rPr>
+        <w:tab/>
+      </w:r>
+      <w:r>
+        <w:rPr>
+          <w:rFonts w:ascii="Arial" w:hAnsi="Arial" w:cs="Arial"/>
+          <w:b/>
+          <w:sz w:val="20"/>
+          <w:szCs w:val="20"/>
+        </w:rPr>
+        <w:tab/>
+      </w:r>
+      <w:r>
+        <w:rPr>
+          <w:rFonts w:ascii="Arial" w:hAnsi="Arial" w:cs="Arial"/>
+          <w:b/>
+          <w:sz w:val="20"/>
+          <w:szCs w:val="20"/>
+        </w:rPr>
+        <w:tab/>
+      </w:r>
+      <w:r>
+        <w:rPr>
+          <w:rFonts w:ascii="Arial" w:hAnsi="Arial" w:cs="Arial"/>
+          <w:b/>
+          <w:sz w:val="20"/>
+          <w:szCs w:val="20"/>
+        </w:rPr>
+        <w:t>F</w:t>
+      </w:r>
+      <w:r>
+        <w:rPr>
+          <w:rFonts w:ascii="Arial" w:hAnsi="Arial" w:cs="Arial"/>
+          <w:b/>
+          <w:sz w:val="20"/>
+          <w:szCs w:val="20"/>
+        </w:rPr>
+        <w:t>echa</w:t>
+      </w:r>
+      <w:r>
+        <w:rPr>
+          <w:rFonts w:ascii="Arial" w:hAnsi="Arial" w:cs="Arial"/>
+          <w:b/>
+          <w:sz w:val="20"/>
+          <w:szCs w:val="20"/>
+        </w:rPr>
+        <w:t>___/____/20__</w:t>
+      </w:r>
+      <w:r>
+        <w:rPr>
+          <w:rFonts w:ascii="Arial" w:hAnsi="Arial" w:cs="Arial"/>
+          <w:b/>
+          <w:sz w:val="20"/>
+          <w:szCs w:val="20"/>
+        </w:rPr>
+        <w:t>__</w:t>
+      </w:r>
+      <w:r>
+        <w:rPr>
+          <w:rFonts w:ascii="Arial" w:hAnsi="Arial" w:cs="Arial"/>
+          <w:b/>
+          <w:sz w:val="20"/>
+          <w:szCs w:val="20"/>
+        </w:rPr>
+        <w:t>_</w:t>
+      </w:r>
     </w:p>
     <w:p>
       <w:pPr>
@@ -1653,7 +2095,34 @@
         </w:pBdr>
         <w:rPr>
           <w:rFonts w:ascii="Arial" w:hAnsi="Arial" w:cs="Arial"/>
-          <w:b/>
+          <w:bCs/>
+          <w:sz w:val="20"/>
+          <w:szCs w:val="20"/>
+        </w:rPr>
+      </w:pPr>
+    </w:p>
+    <w:p>
+      <w:pPr>
+        <w:jc w:val="center"/>
+        <w:rPr>
+          <w:rFonts w:ascii="Arial" w:hAnsi="Arial" w:cs="Arial"/>
+          <w:bCs/>
+          <w:sz w:val="20"/>
+          <w:szCs w:val="20"/>
+        </w:rPr>
+      </w:pPr>
+    </w:p>
+    <w:p>
+      <w:pPr>
+        <w:pBdr>
+          <w:top w:val="single" w:sz="4" w:space="1" w:color="auto"/>
+          <w:left w:val="single" w:sz="4" w:space="4" w:color="auto"/>
+          <w:bottom w:val="single" w:sz="4" w:space="1" w:color="auto"/>
+          <w:right w:val="single" w:sz="4" w:space="4" w:color="auto"/>
+        </w:pBdr>
+        <w:rPr>
+          <w:rFonts w:ascii="Arial" w:hAnsi="Arial" w:cs="Arial"/>
+          <w:bCs/>
           <w:sz w:val="16"/>
           <w:szCs w:val="16"/>
           <w:u w:val="single"/>
@@ -1667,7 +2136,17 @@
           <w:szCs w:val="16"/>
           <w:u w:val="single"/>
         </w:rPr>
-        <w:t>PARA USO DEL SINDICATO:</w:t>
+        <w:t>PARA USO DEL SINDICATO</w:t>
+      </w:r>
+      <w:r>
+        <w:rPr>
+          <w:rFonts w:ascii="Arial" w:hAnsi="Arial" w:cs="Arial"/>
+          <w:bCs/>
+          <w:sz w:val="16"/>
+          <w:szCs w:val="16"/>
+          <w:u w:val="single"/>
+        </w:rPr>
+        <w:t>:</w:t>
       </w:r>
     </w:p>
     <w:p>
@@ -1681,7 +2160,7 @@
         <w:jc w:val="center"/>
         <w:rPr>
           <w:rFonts w:ascii="Arial" w:hAnsi="Arial" w:cs="Arial"/>
-          <w:b/>
+          <w:bCs/>
           <w:sz w:val="20"/>
           <w:szCs w:val="20"/>
         </w:rPr>
@@ -1772,7 +2251,7 @@
           <w:sz w:val="20"/>
           <w:szCs w:val="20"/>
         </w:rPr>
-        <w:t xml:space="preserve">              </w:t>
+        <w:t xml:space="preserve">          </w:t>
       </w:r>
       <w:r>
         <w:rPr>
@@ -1783,6 +2262,7 @@
         </w:rPr>
         <w:t xml:space="preserve">  </w:t>
       </w:r>
+      <w:proofErr w:type="gramStart"/>
       <w:r>
         <w:rPr>
           <w:rFonts w:ascii="Arial" w:hAnsi="Arial" w:cs="Arial"/>
@@ -1799,7 +2279,17 @@
           <w:sz w:val="20"/>
           <w:szCs w:val="20"/>
         </w:rPr>
-        <w:t>_____</w:t>
+        <w:t>_</w:t>
+      </w:r>
+      <w:proofErr w:type="gramEnd"/>
+      <w:r>
+        <w:rPr>
+          <w:rFonts w:ascii="Arial" w:hAnsi="Arial" w:cs="Arial"/>
+          <w:b/>
+          <w:sz w:val="20"/>
+          <w:szCs w:val="20"/>
+        </w:rPr>
+        <w:t>____</w:t>
       </w:r>
       <w:r>
         <w:rPr>
@@ -1826,25 +2316,36 @@
           <w:sz w:val="20"/>
           <w:szCs w:val="20"/>
         </w:rPr>
-        <w:t xml:space="preserve">    </w:t>
-      </w:r>
-      <w:r>
-        <w:rPr>
-          <w:rFonts w:ascii="Arial" w:hAnsi="Arial" w:cs="Arial"/>
-          <w:b/>
-          <w:sz w:val="20"/>
-          <w:szCs w:val="20"/>
-        </w:rPr>
-        <w:t>No SESION</w:t>
-      </w:r>
-      <w:r>
-        <w:rPr>
-          <w:rFonts w:ascii="Arial" w:hAnsi="Arial" w:cs="Arial"/>
-          <w:b/>
-          <w:sz w:val="20"/>
-          <w:szCs w:val="20"/>
-        </w:rPr>
-        <w:t>:__________</w:t>
+        <w:t xml:space="preserve"> </w:t>
+      </w:r>
+      <w:proofErr w:type="gramStart"/>
+      <w:r>
+        <w:rPr>
+          <w:rFonts w:ascii="Arial" w:hAnsi="Arial" w:cs="Arial"/>
+          <w:b/>
+          <w:sz w:val="20"/>
+          <w:szCs w:val="20"/>
+        </w:rPr>
+        <w:t>SESION</w:t>
+      </w:r>
+      <w:r>
+        <w:rPr>
+          <w:rFonts w:ascii="Arial" w:hAnsi="Arial" w:cs="Arial"/>
+          <w:b/>
+          <w:sz w:val="20"/>
+          <w:szCs w:val="20"/>
+        </w:rPr>
+        <w:t>:_</w:t>
+      </w:r>
+      <w:proofErr w:type="gramEnd"/>
+      <w:r>
+        <w:rPr>
+          <w:rFonts w:ascii="Arial" w:hAnsi="Arial" w:cs="Arial"/>
+          <w:b/>
+          <w:sz w:val="20"/>
+          <w:szCs w:val="20"/>
+        </w:rPr>
+        <w:t>_________</w:t>
       </w:r>
     </w:p>
     <w:p>
@@ -1857,15 +2358,15 @@
         </w:pBdr>
         <w:rPr>
           <w:rFonts w:ascii="Arial" w:hAnsi="Arial" w:cs="Arial"/>
-          <w:b/>
-          <w:sz w:val="20"/>
-          <w:szCs w:val="20"/>
-        </w:rPr>
-      </w:pPr>
-      <w:r>
-        <w:rPr>
-          <w:rFonts w:ascii="Arial" w:hAnsi="Arial" w:cs="Arial"/>
-          <w:b/>
+          <w:bCs/>
+          <w:sz w:val="20"/>
+          <w:szCs w:val="20"/>
+        </w:rPr>
+      </w:pPr>
+      <w:r>
+        <w:rPr>
+          <w:rFonts w:ascii="Arial" w:hAnsi="Arial" w:cs="Arial"/>
+          <w:bCs/>
           <w:sz w:val="20"/>
           <w:szCs w:val="20"/>
         </w:rPr>
@@ -1889,7 +2390,6 @@
         </w:rPr>
         <w:t xml:space="preserve">A LA DEDUCCION EN </w:t>
       </w:r>
-      <w:proofErr w:type="gramStart"/>
       <w:r>
         <w:rPr>
           <w:rFonts w:ascii="Arial" w:hAnsi="Arial" w:cs="Arial"/>
@@ -1897,7 +2397,7 @@
           <w:sz w:val="16"/>
           <w:szCs w:val="16"/>
         </w:rPr>
-        <w:t xml:space="preserve">PLANILLAS </w:t>
+        <w:t>PLANILLAS PARA</w:t>
       </w:r>
       <w:r>
         <w:rPr>
@@ -1906,9 +2406,8 @@
           <w:sz w:val="16"/>
           <w:szCs w:val="16"/>
         </w:rPr>
-        <w:t xml:space="preserve"> PARA</w:t>
-      </w:r>
-      <w:proofErr w:type="gramEnd"/>
+        <w:t xml:space="preserve"> EL PAGO </w:t>
+      </w:r>
       <w:r>
         <w:rPr>
           <w:rFonts w:ascii="Arial" w:hAnsi="Arial" w:cs="Arial"/>
@@ -1916,7 +2415,7 @@
           <w:sz w:val="16"/>
           <w:szCs w:val="16"/>
         </w:rPr>
-        <w:t xml:space="preserve"> EL PAGO </w:t>
+        <w:t>DEL</w:t>
       </w:r>
       <w:r>
         <w:rPr>
@@ -1925,21 +2424,21 @@
           <w:sz w:val="16"/>
           <w:szCs w:val="16"/>
         </w:rPr>
-        <w:t>DEL</w:t>
-      </w:r>
-      <w:r>
-        <w:rPr>
-          <w:rFonts w:ascii="Arial" w:hAnsi="Arial" w:cs="Arial"/>
-          <w:b/>
+        <w:t xml:space="preserve"> MES DE:</w:t>
+      </w:r>
+      <w:r>
+        <w:rPr>
+          <w:rFonts w:ascii="Arial" w:hAnsi="Arial" w:cs="Arial"/>
+          <w:bCs/>
           <w:sz w:val="16"/>
           <w:szCs w:val="16"/>
         </w:rPr>
-        <w:t xml:space="preserve"> MES DE:</w:t>
-      </w:r>
-      <w:r>
-        <w:rPr>
-          <w:rFonts w:ascii="Arial" w:hAnsi="Arial" w:cs="Arial"/>
-          <w:b/>
+        <w:t xml:space="preserve">    ____________</w:t>
+      </w:r>
+      <w:r>
+        <w:rPr>
+          <w:rFonts w:ascii="Arial" w:hAnsi="Arial" w:cs="Arial"/>
+          <w:bCs/>
           <w:sz w:val="16"/>
           <w:szCs w:val="16"/>
         </w:rPr>
@@ -1948,7 +2447,7 @@
       <w:r>
         <w:rPr>
           <w:rFonts w:ascii="Arial" w:hAnsi="Arial" w:cs="Arial"/>
-          <w:b/>
+          <w:bCs/>
           <w:sz w:val="16"/>
           <w:szCs w:val="16"/>
         </w:rPr>
@@ -1965,7 +2464,7 @@
         </w:pBdr>
         <w:rPr>
           <w:rFonts w:ascii="Arial" w:hAnsi="Arial" w:cs="Arial"/>
-          <w:b/>
+          <w:bCs/>
           <w:sz w:val="20"/>
           <w:szCs w:val="20"/>
         </w:rPr>
@@ -2074,14 +2573,25 @@
           <w:sz w:val="20"/>
           <w:szCs w:val="20"/>
         </w:rPr>
-        <w:t>Firma del Secretario General</w:t>
-      </w:r>
+        <w:t xml:space="preserve">Firma </w:t>
+      </w:r>
+      <w:proofErr w:type="gramStart"/>
+      <w:r>
+        <w:rPr>
+          <w:rFonts w:ascii="Arial" w:hAnsi="Arial" w:cs="Arial"/>
+          <w:b/>
+          <w:sz w:val="20"/>
+          <w:szCs w:val="20"/>
+        </w:rPr>
+        <w:t>Secretario General</w:t>
+      </w:r>
+      <w:proofErr w:type="gramEnd"/>
     </w:p>
     <w:sectPr>
       <w:headerReference w:type="default" r:id="rId7"/>
       <w:footerReference w:type="default" r:id="rId8"/>
-      <w:pgSz w:w="12240" w:h="15840"/>
-      <w:pgMar w:top="1440" w:right="1080" w:bottom="1440" w:left="1080" w:header="794" w:footer="1134" w:gutter="0"/>
+      <w:pgSz w:w="12240" w:h="15840" w:code="1"/>
+      <w:pgMar w:top="964" w:right="1418" w:bottom="964" w:left="1474" w:header="567" w:footer="567" w:gutter="0"/>
       <w:cols w:space="708"/>
       <w:docGrid w:linePitch="360"/>
     </w:sectPr>
@@ -2090,7 +2600,7 @@
 </file>
 
 <file path=word/endnotes.xml><?xml version="1.0" encoding="utf-8"?>
-<w:endnotes xmlns:wpc="http://schemas.microsoft.com/office/word/2010/wordprocessingCanvas" xmlns:cx="http://schemas.microsoft.com/office/drawing/2014/chartex" xmlns:cx1="http://schemas.microsoft.com/office/drawing/2015/9/8/chartex" xmlns:cx2="http://schemas.microsoft.com/office/drawing/2015/10/21/chartex" xmlns:cx3="http://schemas.microsoft.com/office/drawing/2016/5/9/chartex" xmlns:cx4="http://schemas.microsoft.com/office/drawing/2016/5/10/chartex" xmlns:cx5="http://schemas.microsoft.com/office/drawing/2016/5/11/chartex" xmlns:cx6="http://schemas.microsoft.com/office/drawing/2016/5/12/chartex" xmlns:cx7="http://schemas.microsoft.com/office/drawing/2016/5/13/chartex" xmlns:cx8="http://schemas.microsoft.com/office/drawing/2016/5/14/chartex" xmlns:mc="http://schemas.openxmlformats.org/markup-compatibility/2006" xmlns:aink="http://schemas.microsoft.com/office/drawing/2016/ink" xmlns:am3d="http://schemas.microsoft.com/office/drawing/2017/model3d" xmlns:o="urn:schemas-microsoft-com:office:office" xmlns:oel="http://schemas.microsoft.com/office/2019/extlst" xmlns:r="http://schemas.openxmlformats.org/officeDocument/2006/relationships" xmlns:m="http://schemas.openxmlformats.org/officeDocument/2006/math" xmlns:v="urn:schemas-microsoft-com:vml" xmlns:wp14="http://schemas.microsoft.com/office/word/2010/wordprocessingDrawing" xmlns:wp="http://schemas.openxmlformats.org/drawingml/2006/wordprocessingDrawing" xmlns:w10="urn:schemas-microsoft-com:office:word" xmlns:w="http://schemas.openxmlformats.org/wordprocessingml/2006/main" xmlns:w14="http://schemas.microsoft.com/office/word/2010/wordml" xmlns:w15="http://schemas.microsoft.com/office/word/2012/wordml" xmlns:w16cex="http://schemas.microsoft.com/office/word/2018/wordml/cex" xmlns:w16cid="http://schemas.microsoft.com/office/word/2016/wordml/cid" xmlns:w16="http://schemas.microsoft.com/office/word/2018/wordml" xmlns:w16sdtdh="http://schemas.microsoft.com/office/word/2020/wordml/sdtdatahash" xmlns:w16se="http://schemas.microsoft.com/office/word/2015/wordml/symex" xmlns:wpg="http://schemas.microsoft.com/office/word/2010/wordprocessingGroup" xmlns:wpi="http://schemas.microsoft.com/office/word/2010/wordprocessingInk" xmlns:wne="http://schemas.microsoft.com/office/word/2006/wordml" xmlns:wps="http://schemas.microsoft.com/office/word/2010/wordprocessingShape" mc:Ignorable="w14 w15 w16se w16cid w16 w16cex w16sdtdh wp14">
+<w:endnotes xmlns:wpc="http://schemas.microsoft.com/office/word/2010/wordprocessingCanvas" xmlns:cx="http://schemas.microsoft.com/office/drawing/2014/chartex" xmlns:cx1="http://schemas.microsoft.com/office/drawing/2015/9/8/chartex" xmlns:cx2="http://schemas.microsoft.com/office/drawing/2015/10/21/chartex" xmlns:cx3="http://schemas.microsoft.com/office/drawing/2016/5/9/chartex" xmlns:cx4="http://schemas.microsoft.com/office/drawing/2016/5/10/chartex" xmlns:cx5="http://schemas.microsoft.com/office/drawing/2016/5/11/chartex" xmlns:cx6="http://schemas.microsoft.com/office/drawing/2016/5/12/chartex" xmlns:cx7="http://schemas.microsoft.com/office/drawing/2016/5/13/chartex" xmlns:cx8="http://schemas.microsoft.com/office/drawing/2016/5/14/chartex" xmlns:mc="http://schemas.openxmlformats.org/markup-compatibility/2006" xmlns:aink="http://schemas.microsoft.com/office/drawing/2016/ink" xmlns:am3d="http://schemas.microsoft.com/office/drawing/2017/model3d" xmlns:o="urn:schemas-microsoft-com:office:office" xmlns:oel="http://schemas.microsoft.com/office/2019/extlst" xmlns:r="http://schemas.openxmlformats.org/officeDocument/2006/relationships" xmlns:m="http://schemas.openxmlformats.org/officeDocument/2006/math" xmlns:v="urn:schemas-microsoft-com:vml" xmlns:wp14="http://schemas.microsoft.com/office/word/2010/wordprocessingDrawing" xmlns:wp="http://schemas.openxmlformats.org/drawingml/2006/wordprocessingDrawing" xmlns:w10="urn:schemas-microsoft-com:office:word" xmlns:w="http://schemas.openxmlformats.org/wordprocessingml/2006/main" xmlns:w14="http://schemas.microsoft.com/office/word/2010/wordml" xmlns:w15="http://schemas.microsoft.com/office/word/2012/wordml" xmlns:w16cex="http://schemas.microsoft.com/office/word/2018/wordml/cex" xmlns:w16cid="http://schemas.microsoft.com/office/word/2016/wordml/cid" xmlns:w16="http://schemas.microsoft.com/office/word/2018/wordml" xmlns:w16du="http://schemas.microsoft.com/office/word/2023/wordml/word16du" xmlns:w16sdtdh="http://schemas.microsoft.com/office/word/2020/wordml/sdtdatahash" xmlns:w16sdtfl="http://schemas.microsoft.com/office/word/2024/wordml/sdtformatlock" xmlns:w16se="http://schemas.microsoft.com/office/word/2015/wordml/symex" xmlns:wpg="http://schemas.microsoft.com/office/word/2010/wordprocessingGroup" xmlns:wpi="http://schemas.microsoft.com/office/word/2010/wordprocessingInk" xmlns:wne="http://schemas.microsoft.com/office/word/2006/wordml" xmlns:wps="http://schemas.microsoft.com/office/word/2010/wordprocessingShape" mc:Ignorable="w14 w15 w16se w16cid w16 w16cex w16sdtdh w16sdtfl w16du wp14">
   <w:endnote w:type="separator" w:id="-1">
     <w:p>
       <w:r>
@@ -2109,7 +2619,7 @@
 </file>
 
 <file path=word/footer1.xml><?xml version="1.0" encoding="utf-8"?>
-<w:ftr xmlns:wpc="http://schemas.microsoft.com/office/word/2010/wordprocessingCanvas" xmlns:cx="http://schemas.microsoft.com/office/drawing/2014/chartex" xmlns:cx1="http://schemas.microsoft.com/office/drawing/2015/9/8/chartex" xmlns:cx2="http://schemas.microsoft.com/office/drawing/2015/10/21/chartex" xmlns:cx3="http://schemas.microsoft.com/office/drawing/2016/5/9/chartex" xmlns:cx4="http://schemas.microsoft.com/office/drawing/2016/5/10/chartex" xmlns:cx5="http://schemas.microsoft.com/office/drawing/2016/5/11/chartex" xmlns:cx6="http://schemas.microsoft.com/office/drawing/2016/5/12/chartex" xmlns:cx7="http://schemas.microsoft.com/office/drawing/2016/5/13/chartex" xmlns:cx8="http://schemas.microsoft.com/office/drawing/2016/5/14/chartex" xmlns:mc="http://schemas.openxmlformats.org/markup-compatibility/2006" xmlns:aink="http://schemas.microsoft.com/office/drawing/2016/ink" xmlns:am3d="http://schemas.microsoft.com/office/drawing/2017/model3d" xmlns:o="urn:schemas-microsoft-com:office:office" xmlns:oel="http://schemas.microsoft.com/office/2019/extlst" xmlns:r="http://schemas.openxmlformats.org/officeDocument/2006/relationships" xmlns:m="http://schemas.openxmlformats.org/officeDocument/2006/math" xmlns:v="urn:schemas-microsoft-com:vml" xmlns:wp14="http://schemas.microsoft.com/office/word/2010/wordprocessingDrawing" xmlns:wp="http://schemas.openxmlformats.org/drawingml/2006/wordprocessingDrawing" xmlns:w10="urn:schemas-microsoft-com:office:word" xmlns:w="http://schemas.openxmlformats.org/wordprocessingml/2006/main" xmlns:w14="http://schemas.microsoft.com/office/word/2010/wordml" xmlns:w15="http://schemas.microsoft.com/office/word/2012/wordml" xmlns:w16cex="http://schemas.microsoft.com/office/word/2018/wordml/cex" xmlns:w16cid="http://schemas.microsoft.com/office/word/2016/wordml/cid" xmlns:w16="http://schemas.microsoft.com/office/word/2018/wordml" xmlns:w16sdtdh="http://schemas.microsoft.com/office/word/2020/wordml/sdtdatahash" xmlns:w16se="http://schemas.microsoft.com/office/word/2015/wordml/symex" xmlns:wpg="http://schemas.microsoft.com/office/word/2010/wordprocessingGroup" xmlns:wpi="http://schemas.microsoft.com/office/word/2010/wordprocessingInk" xmlns:wne="http://schemas.microsoft.com/office/word/2006/wordml" xmlns:wps="http://schemas.microsoft.com/office/word/2010/wordprocessingShape" mc:Ignorable="w14 w15 w16se w16cid w16 w16cex w16sdtdh wp14">
+<w:ftr xmlns:wpc="http://schemas.microsoft.com/office/word/2010/wordprocessingCanvas" xmlns:cx="http://schemas.microsoft.com/office/drawing/2014/chartex" xmlns:cx1="http://schemas.microsoft.com/office/drawing/2015/9/8/chartex" xmlns:cx2="http://schemas.microsoft.com/office/drawing/2015/10/21/chartex" xmlns:cx3="http://schemas.microsoft.com/office/drawing/2016/5/9/chartex" xmlns:cx4="http://schemas.microsoft.com/office/drawing/2016/5/10/chartex" xmlns:cx5="http://schemas.microsoft.com/office/drawing/2016/5/11/chartex" xmlns:cx6="http://schemas.microsoft.com/office/drawing/2016/5/12/chartex" xmlns:cx7="http://schemas.microsoft.com/office/drawing/2016/5/13/chartex" xmlns:cx8="http://schemas.microsoft.com/office/drawing/2016/5/14/chartex" xmlns:mc="http://schemas.openxmlformats.org/markup-compatibility/2006" xmlns:aink="http://schemas.microsoft.com/office/drawing/2016/ink" xmlns:am3d="http://schemas.microsoft.com/office/drawing/2017/model3d" xmlns:o="urn:schemas-microsoft-com:office:office" xmlns:oel="http://schemas.microsoft.com/office/2019/extlst" xmlns:r="http://schemas.openxmlformats.org/officeDocument/2006/relationships" xmlns:m="http://schemas.openxmlformats.org/officeDocument/2006/math" xmlns:v="urn:schemas-microsoft-com:vml" xmlns:wp14="http://schemas.microsoft.com/office/word/2010/wordprocessingDrawing" xmlns:wp="http://schemas.openxmlformats.org/drawingml/2006/wordprocessingDrawing" xmlns:w10="urn:schemas-microsoft-com:office:word" xmlns:w="http://schemas.openxmlformats.org/wordprocessingml/2006/main" xmlns:w14="http://schemas.microsoft.com/office/word/2010/wordml" xmlns:w15="http://schemas.microsoft.com/office/word/2012/wordml" xmlns:w16cex="http://schemas.microsoft.com/office/word/2018/wordml/cex" xmlns:w16cid="http://schemas.microsoft.com/office/word/2016/wordml/cid" xmlns:w16="http://schemas.microsoft.com/office/word/2018/wordml" xmlns:w16du="http://schemas.microsoft.com/office/word/2023/wordml/word16du" xmlns:w16sdtdh="http://schemas.microsoft.com/office/word/2020/wordml/sdtdatahash" xmlns:w16sdtfl="http://schemas.microsoft.com/office/word/2024/wordml/sdtformatlock" xmlns:w16se="http://schemas.microsoft.com/office/word/2015/wordml/symex" xmlns:wpg="http://schemas.microsoft.com/office/word/2010/wordprocessingGroup" xmlns:wpi="http://schemas.microsoft.com/office/word/2010/wordprocessingInk" xmlns:wne="http://schemas.microsoft.com/office/word/2006/wordml" xmlns:wps="http://schemas.microsoft.com/office/word/2010/wordprocessingShape" mc:Ignorable="w14 w15 w16se w16cid w16 w16cex w16sdtdh w16sdtfl w16du wp14">
   <w:p>
     <w:pPr>
       <w:pStyle w:val="Piedepgina"/>
@@ -2120,16 +2630,16 @@
         <w:noProof/>
       </w:rPr>
       <w:drawing>
-        <wp:anchor distT="0" distB="0" distL="114300" distR="114300" simplePos="0" relativeHeight="251659264" behindDoc="1" locked="0" layoutInCell="1" allowOverlap="1" wp14:anchorId="12A4477C" wp14:editId="74031C65">
+        <wp:anchor distT="0" distB="0" distL="114300" distR="114300" simplePos="0" relativeHeight="251659264" behindDoc="1" locked="0" layoutInCell="1" allowOverlap="1" wp14:anchorId="12A4477C" wp14:editId="3E942729">
           <wp:simplePos x="0" y="0"/>
           <wp:positionH relativeFrom="page">
-            <wp:posOffset>171450</wp:posOffset>
+            <wp:posOffset>310662</wp:posOffset>
           </wp:positionH>
           <wp:positionV relativeFrom="paragraph">
-            <wp:posOffset>-33020</wp:posOffset>
+            <wp:posOffset>32629</wp:posOffset>
           </wp:positionV>
-          <wp:extent cx="7210425" cy="640080"/>
-          <wp:effectExtent l="0" t="0" r="0" b="7620"/>
+          <wp:extent cx="7066082" cy="575310"/>
+          <wp:effectExtent l="0" t="0" r="0" b="0"/>
           <wp:wrapNone/>
           <wp:docPr id="6" name="Imagen 6"/>
           <wp:cNvGraphicFramePr>
@@ -2157,7 +2667,7 @@
                 <pic:spPr>
                   <a:xfrm>
                     <a:off x="0" y="0"/>
-                    <a:ext cx="7210425" cy="640080"/>
+                    <a:ext cx="7127275" cy="580292"/>
                   </a:xfrm>
                   <a:prstGeom prst="rect">
                     <a:avLst/>
@@ -2180,7 +2690,7 @@
 </file>
 
 <file path=word/footnotes.xml><?xml version="1.0" encoding="utf-8"?>
-<w:footnotes xmlns:wpc="http://schemas.microsoft.com/office/word/2010/wordprocessingCanvas" xmlns:cx="http://schemas.microsoft.com/office/drawing/2014/chartex" xmlns:cx1="http://schemas.microsoft.com/office/drawing/2015/9/8/chartex" xmlns:cx2="http://schemas.microsoft.com/office/drawing/2015/10/21/chartex" xmlns:cx3="http://schemas.microsoft.com/office/drawing/2016/5/9/chartex" xmlns:cx4="http://schemas.microsoft.com/office/drawing/2016/5/10/chartex" xmlns:cx5="http://schemas.microsoft.com/office/drawing/2016/5/11/chartex" xmlns:cx6="http://schemas.microsoft.com/office/drawing/2016/5/12/chartex" xmlns:cx7="http://schemas.microsoft.com/office/drawing/2016/5/13/chartex" xmlns:cx8="http://schemas.microsoft.com/office/drawing/2016/5/14/chartex" xmlns:mc="http://schemas.openxmlformats.org/markup-compatibility/2006" xmlns:aink="http://schemas.microsoft.com/office/drawing/2016/ink" xmlns:am3d="http://schemas.microsoft.com/office/drawing/2017/model3d" xmlns:o="urn:schemas-microsoft-com:office:office" xmlns:oel="http://schemas.microsoft.com/office/2019/extlst" xmlns:r="http://schemas.openxmlformats.org/officeDocument/2006/relationships" xmlns:m="http://schemas.openxmlformats.org/officeDocument/2006/math" xmlns:v="urn:schemas-microsoft-com:vml" xmlns:wp14="http://schemas.microsoft.com/office/word/2010/wordprocessingDrawing" xmlns:wp="http://schemas.openxmlformats.org/drawingml/2006/wordprocessingDrawing" xmlns:w10="urn:schemas-microsoft-com:office:word" xmlns:w="http://schemas.openxmlformats.org/wordprocessingml/2006/main" xmlns:w14="http://schemas.microsoft.com/office/word/2010/wordml" xmlns:w15="http://schemas.microsoft.com/office/word/2012/wordml" xmlns:w16cex="http://schemas.microsoft.com/office/word/2018/wordml/cex" xmlns:w16cid="http://schemas.microsoft.com/office/word/2016/wordml/cid" xmlns:w16="http://schemas.microsoft.com/office/word/2018/wordml" xmlns:w16sdtdh="http://schemas.microsoft.com/office/word/2020/wordml/sdtdatahash" xmlns:w16se="http://schemas.microsoft.com/office/word/2015/wordml/symex" xmlns:wpg="http://schemas.microsoft.com/office/word/2010/wordprocessingGroup" xmlns:wpi="http://schemas.microsoft.com/office/word/2010/wordprocessingInk" xmlns:wne="http://schemas.microsoft.com/office/word/2006/wordml" xmlns:wps="http://schemas.microsoft.com/office/word/2010/wordprocessingShape" mc:Ignorable="w14 w15 w16se w16cid w16 w16cex w16sdtdh wp14">
+<w:footnotes xmlns:wpc="http://schemas.microsoft.com/office/word/2010/wordprocessingCanvas" xmlns:cx="http://schemas.microsoft.com/office/drawing/2014/chartex" xmlns:cx1="http://schemas.microsoft.com/office/drawing/2015/9/8/chartex" xmlns:cx2="http://schemas.microsoft.com/office/drawing/2015/10/21/chartex" xmlns:cx3="http://schemas.microsoft.com/office/drawing/2016/5/9/chartex" xmlns:cx4="http://schemas.microsoft.com/office/drawing/2016/5/10/chartex" xmlns:cx5="http://schemas.microsoft.com/office/drawing/2016/5/11/chartex" xmlns:cx6="http://schemas.microsoft.com/office/drawing/2016/5/12/chartex" xmlns:cx7="http://schemas.microsoft.com/office/drawing/2016/5/13/chartex" xmlns:cx8="http://schemas.microsoft.com/office/drawing/2016/5/14/chartex" xmlns:mc="http://schemas.openxmlformats.org/markup-compatibility/2006" xmlns:aink="http://schemas.microsoft.com/office/drawing/2016/ink" xmlns:am3d="http://schemas.microsoft.com/office/drawing/2017/model3d" xmlns:o="urn:schemas-microsoft-com:office:office" xmlns:oel="http://schemas.microsoft.com/office/2019/extlst" xmlns:r="http://schemas.openxmlformats.org/officeDocument/2006/relationships" xmlns:m="http://schemas.openxmlformats.org/officeDocument/2006/math" xmlns:v="urn:schemas-microsoft-com:vml" xmlns:wp14="http://schemas.microsoft.com/office/word/2010/wordprocessingDrawing" xmlns:wp="http://schemas.openxmlformats.org/drawingml/2006/wordprocessingDrawing" xmlns:w10="urn:schemas-microsoft-com:office:word" xmlns:w="http://schemas.openxmlformats.org/wordprocessingml/2006/main" xmlns:w14="http://schemas.microsoft.com/office/word/2010/wordml" xmlns:w15="http://schemas.microsoft.com/office/word/2012/wordml" xmlns:w16cex="http://schemas.microsoft.com/office/word/2018/wordml/cex" xmlns:w16cid="http://schemas.microsoft.com/office/word/2016/wordml/cid" xmlns:w16="http://schemas.microsoft.com/office/word/2018/wordml" xmlns:w16du="http://schemas.microsoft.com/office/word/2023/wordml/word16du" xmlns:w16sdtdh="http://schemas.microsoft.com/office/word/2020/wordml/sdtdatahash" xmlns:w16sdtfl="http://schemas.microsoft.com/office/word/2024/wordml/sdtformatlock" xmlns:w16se="http://schemas.microsoft.com/office/word/2015/wordml/symex" xmlns:wpg="http://schemas.microsoft.com/office/word/2010/wordprocessingGroup" xmlns:wpi="http://schemas.microsoft.com/office/word/2010/wordprocessingInk" xmlns:wne="http://schemas.microsoft.com/office/word/2006/wordml" xmlns:wps="http://schemas.microsoft.com/office/word/2010/wordprocessingShape" mc:Ignorable="w14 w15 w16se w16cid w16 w16cex w16sdtdh w16sdtfl w16du wp14">
   <w:footnote w:type="separator" w:id="-1">
     <w:p>
       <w:r>
@@ -2199,7 +2709,7 @@
 </file>
 
 <file path=word/header1.xml><?xml version="1.0" encoding="utf-8"?>
-<w:hdr xmlns:wpc="http://schemas.microsoft.com/office/word/2010/wordprocessingCanvas" xmlns:cx="http://schemas.microsoft.com/office/drawing/2014/chartex" xmlns:cx1="http://schemas.microsoft.com/office/drawing/2015/9/8/chartex" xmlns:cx2="http://schemas.microsoft.com/office/drawing/2015/10/21/chartex" xmlns:cx3="http://schemas.microsoft.com/office/drawing/2016/5/9/chartex" xmlns:cx4="http://schemas.microsoft.com/office/drawing/2016/5/10/chartex" xmlns:cx5="http://schemas.microsoft.com/office/drawing/2016/5/11/chartex" xmlns:cx6="http://schemas.microsoft.com/office/drawing/2016/5/12/chartex" xmlns:cx7="http://schemas.microsoft.com/office/drawing/2016/5/13/chartex" xmlns:cx8="http://schemas.microsoft.com/office/drawing/2016/5/14/chartex" xmlns:mc="http://schemas.openxmlformats.org/markup-compatibility/2006" xmlns:aink="http://schemas.microsoft.com/office/drawing/2016/ink" xmlns:am3d="http://schemas.microsoft.com/office/drawing/2017/model3d" xmlns:o="urn:schemas-microsoft-com:office:office" xmlns:oel="http://schemas.microsoft.com/office/2019/extlst" xmlns:r="http://schemas.openxmlformats.org/officeDocument/2006/relationships" xmlns:m="http://schemas.openxmlformats.org/officeDocument/2006/math" xmlns:v="urn:schemas-microsoft-com:vml" xmlns:wp14="http://schemas.microsoft.com/office/word/2010/wordprocessingDrawing" xmlns:wp="http://schemas.openxmlformats.org/drawingml/2006/wordprocessingDrawing" xmlns:w10="urn:schemas-microsoft-com:office:word" xmlns:w="http://schemas.openxmlformats.org/wordprocessingml/2006/main" xmlns:w14="http://schemas.microsoft.com/office/word/2010/wordml" xmlns:w15="http://schemas.microsoft.com/office/word/2012/wordml" xmlns:w16cex="http://schemas.microsoft.com/office/word/2018/wordml/cex" xmlns:w16cid="http://schemas.microsoft.com/office/word/2016/wordml/cid" xmlns:w16="http://schemas.microsoft.com/office/word/2018/wordml" xmlns:w16sdtdh="http://schemas.microsoft.com/office/word/2020/wordml/sdtdatahash" xmlns:w16se="http://schemas.microsoft.com/office/word/2015/wordml/symex" xmlns:wpg="http://schemas.microsoft.com/office/word/2010/wordprocessingGroup" xmlns:wpi="http://schemas.microsoft.com/office/word/2010/wordprocessingInk" xmlns:wne="http://schemas.microsoft.com/office/word/2006/wordml" xmlns:wps="http://schemas.microsoft.com/office/word/2010/wordprocessingShape" mc:Ignorable="w14 w15 w16se w16cid w16 w16cex w16sdtdh wp14">
+<w:hdr xmlns:wpc="http://schemas.microsoft.com/office/word/2010/wordprocessingCanvas" xmlns:cx="http://schemas.microsoft.com/office/drawing/2014/chartex" xmlns:cx1="http://schemas.microsoft.com/office/drawing/2015/9/8/chartex" xmlns:cx2="http://schemas.microsoft.com/office/drawing/2015/10/21/chartex" xmlns:cx3="http://schemas.microsoft.com/office/drawing/2016/5/9/chartex" xmlns:cx4="http://schemas.microsoft.com/office/drawing/2016/5/10/chartex" xmlns:cx5="http://schemas.microsoft.com/office/drawing/2016/5/11/chartex" xmlns:cx6="http://schemas.microsoft.com/office/drawing/2016/5/12/chartex" xmlns:cx7="http://schemas.microsoft.com/office/drawing/2016/5/13/chartex" xmlns:cx8="http://schemas.microsoft.com/office/drawing/2016/5/14/chartex" xmlns:mc="http://schemas.openxmlformats.org/markup-compatibility/2006" xmlns:aink="http://schemas.microsoft.com/office/drawing/2016/ink" xmlns:am3d="http://schemas.microsoft.com/office/drawing/2017/model3d" xmlns:o="urn:schemas-microsoft-com:office:office" xmlns:oel="http://schemas.microsoft.com/office/2019/extlst" xmlns:r="http://schemas.openxmlformats.org/officeDocument/2006/relationships" xmlns:m="http://schemas.openxmlformats.org/officeDocument/2006/math" xmlns:v="urn:schemas-microsoft-com:vml" xmlns:wp14="http://schemas.microsoft.com/office/word/2010/wordprocessingDrawing" xmlns:wp="http://schemas.openxmlformats.org/drawingml/2006/wordprocessingDrawing" xmlns:w10="urn:schemas-microsoft-com:office:word" xmlns:w="http://schemas.openxmlformats.org/wordprocessingml/2006/main" xmlns:w14="http://schemas.microsoft.com/office/word/2010/wordml" xmlns:w15="http://schemas.microsoft.com/office/word/2012/wordml" xmlns:w16cex="http://schemas.microsoft.com/office/word/2018/wordml/cex" xmlns:w16cid="http://schemas.microsoft.com/office/word/2016/wordml/cid" xmlns:w16="http://schemas.microsoft.com/office/word/2018/wordml" xmlns:w16du="http://schemas.microsoft.com/office/word/2023/wordml/word16du" xmlns:w16sdtdh="http://schemas.microsoft.com/office/word/2020/wordml/sdtdatahash" xmlns:w16sdtfl="http://schemas.microsoft.com/office/word/2024/wordml/sdtformatlock" xmlns:w16se="http://schemas.microsoft.com/office/word/2015/wordml/symex" xmlns:wpg="http://schemas.microsoft.com/office/word/2010/wordprocessingGroup" xmlns:wpi="http://schemas.microsoft.com/office/word/2010/wordprocessingInk" xmlns:wne="http://schemas.microsoft.com/office/word/2006/wordml" xmlns:wps="http://schemas.microsoft.com/office/word/2010/wordprocessingShape" mc:Ignorable="w14 w15 w16se w16cid w16 w16cex w16sdtdh w16sdtfl w16du wp14">
   <w:p>
     <w:pPr>
       <w:pStyle w:val="Encabezado"/>
@@ -2209,30 +2719,30 @@
         <w:noProof/>
       </w:rPr>
       <w:drawing>
-        <wp:anchor distT="0" distB="0" distL="114300" distR="114300" simplePos="0" relativeHeight="251658240" behindDoc="1" locked="0" layoutInCell="1" allowOverlap="1" wp14:anchorId="5C016B48" wp14:editId="3D7D8000">
+        <wp:anchor distT="0" distB="0" distL="114300" distR="114300" simplePos="0" relativeHeight="251658240" behindDoc="1" locked="0" layoutInCell="1" allowOverlap="1" wp14:anchorId="5C016B48" wp14:editId="0CB9873E">
           <wp:simplePos x="0" y="0"/>
-          <wp:positionH relativeFrom="page">
-            <wp:posOffset>0</wp:posOffset>
+          <wp:positionH relativeFrom="margin">
+            <wp:align>left</wp:align>
           </wp:positionH>
           <wp:positionV relativeFrom="paragraph">
-            <wp:posOffset>-434340</wp:posOffset>
+            <wp:posOffset>-436245</wp:posOffset>
           </wp:positionV>
-          <wp:extent cx="7749540" cy="942975"/>
-          <wp:effectExtent l="0" t="0" r="3810" b="9525"/>
+          <wp:extent cx="6493510" cy="908050"/>
+          <wp:effectExtent l="0" t="0" r="2540" b="6350"/>
           <wp:wrapTight wrapText="bothSides">
             <wp:wrapPolygon edited="0">
-              <wp:start x="212" y="0"/>
-              <wp:lineTo x="0" y="1745"/>
-              <wp:lineTo x="53" y="20945"/>
-              <wp:lineTo x="212" y="21382"/>
-              <wp:lineTo x="265" y="21382"/>
-              <wp:lineTo x="16142" y="21382"/>
-              <wp:lineTo x="21504" y="21382"/>
-              <wp:lineTo x="21451" y="6982"/>
-              <wp:lineTo x="21345" y="6982"/>
-              <wp:lineTo x="21558" y="2618"/>
+              <wp:start x="190" y="0"/>
+              <wp:lineTo x="0" y="1359"/>
+              <wp:lineTo x="0" y="21298"/>
+              <wp:lineTo x="253" y="21298"/>
+              <wp:lineTo x="21228" y="21298"/>
+              <wp:lineTo x="21545" y="20845"/>
+              <wp:lineTo x="21545" y="9516"/>
+              <wp:lineTo x="21292" y="7250"/>
+              <wp:lineTo x="21418" y="5438"/>
+              <wp:lineTo x="21418" y="906"/>
               <wp:lineTo x="21292" y="0"/>
-              <wp:lineTo x="212" y="0"/>
+              <wp:lineTo x="190" y="0"/>
             </wp:wrapPolygon>
           </wp:wrapTight>
           <wp:docPr id="2" name="Imagen 2"/>
@@ -2261,7 +2771,7 @@
                 <pic:spPr>
                   <a:xfrm>
                     <a:off x="0" y="0"/>
-                    <a:ext cx="7749540" cy="942975"/>
+                    <a:ext cx="6533923" cy="914150"/>
                   </a:xfrm>
                   <a:prstGeom prst="rect">
                     <a:avLst/>
@@ -2280,16 +2790,11 @@
       </w:drawing>
     </w:r>
   </w:p>
-  <w:p>
-    <w:pPr>
-      <w:pStyle w:val="Encabezado"/>
-    </w:pPr>
-  </w:p>
 </w:hdr>
 </file>
 
 <file path=word/styles.xml><?xml version="1.0" encoding="utf-8"?>
-<w:styles xmlns:mc="http://schemas.openxmlformats.org/markup-compatibility/2006" xmlns:r="http://schemas.openxmlformats.org/officeDocument/2006/relationships" xmlns:w="http://schemas.openxmlformats.org/wordprocessingml/2006/main" xmlns:w14="http://schemas.microsoft.com/office/word/2010/wordml" xmlns:w15="http://schemas.microsoft.com/office/word/2012/wordml" xmlns:w16cex="http://schemas.microsoft.com/office/word/2018/wordml/cex" xmlns:w16cid="http://schemas.microsoft.com/office/word/2016/wordml/cid" xmlns:w16="http://schemas.microsoft.com/office/word/2018/wordml" xmlns:w16sdtdh="http://schemas.microsoft.com/office/word/2020/wordml/sdtdatahash" xmlns:w16se="http://schemas.microsoft.com/office/word/2015/wordml/symex" mc:Ignorable="w14 w15 w16se w16cid w16 w16cex w16sdtdh">
+<w:styles xmlns:mc="http://schemas.openxmlformats.org/markup-compatibility/2006" xmlns:r="http://schemas.openxmlformats.org/officeDocument/2006/relationships" xmlns:w="http://schemas.openxmlformats.org/wordprocessingml/2006/main" xmlns:w14="http://schemas.microsoft.com/office/word/2010/wordml" xmlns:w15="http://schemas.microsoft.com/office/word/2012/wordml" xmlns:w16cex="http://schemas.microsoft.com/office/word/2018/wordml/cex" xmlns:w16cid="http://schemas.microsoft.com/office/word/2016/wordml/cid" xmlns:w16="http://schemas.microsoft.com/office/word/2018/wordml" xmlns:w16du="http://schemas.microsoft.com/office/word/2023/wordml/word16du" xmlns:w16sdtdh="http://schemas.microsoft.com/office/word/2020/wordml/sdtdatahash" xmlns:w16sdtfl="http://schemas.microsoft.com/office/word/2024/wordml/sdtformatlock" xmlns:w16se="http://schemas.microsoft.com/office/word/2015/wordml/symex" mc:Ignorable="w14 w15 w16se w16cid w16 w16cex w16sdtdh w16sdtfl w16du">
   <w:docDefaults>
     <w:rPrDefault>
       <w:rPr>

--- a/assets/BOLETA-AFILIACION-SINASSASS.docx
+++ b/assets/BOLETA-AFILIACION-SINASSASS.docx
@@ -2,6 +2,17 @@
 <file path=word/document.xml><?xml version="1.0" encoding="utf-8"?>
 <w:document xmlns:wpc="http://schemas.microsoft.com/office/word/2010/wordprocessingCanvas" xmlns:cx="http://schemas.microsoft.com/office/drawing/2014/chartex" xmlns:cx1="http://schemas.microsoft.com/office/drawing/2015/9/8/chartex" xmlns:cx2="http://schemas.microsoft.com/office/drawing/2015/10/21/chartex" xmlns:cx3="http://schemas.microsoft.com/office/drawing/2016/5/9/chartex" xmlns:cx4="http://schemas.microsoft.com/office/drawing/2016/5/10/chartex" xmlns:cx5="http://schemas.microsoft.com/office/drawing/2016/5/11/chartex" xmlns:cx6="http://schemas.microsoft.com/office/drawing/2016/5/12/chartex" xmlns:cx7="http://schemas.microsoft.com/office/drawing/2016/5/13/chartex" xmlns:cx8="http://schemas.microsoft.com/office/drawing/2016/5/14/chartex" xmlns:mc="http://schemas.openxmlformats.org/markup-compatibility/2006" xmlns:aink="http://schemas.microsoft.com/office/drawing/2016/ink" xmlns:am3d="http://schemas.microsoft.com/office/drawing/2017/model3d" xmlns:o="urn:schemas-microsoft-com:office:office" xmlns:oel="http://schemas.microsoft.com/office/2019/extlst" xmlns:r="http://schemas.openxmlformats.org/officeDocument/2006/relationships" xmlns:m="http://schemas.openxmlformats.org/officeDocument/2006/math" xmlns:v="urn:schemas-microsoft-com:vml" xmlns:wp14="http://schemas.microsoft.com/office/word/2010/wordprocessingDrawing" xmlns:wp="http://schemas.openxmlformats.org/drawingml/2006/wordprocessingDrawing" xmlns:w10="urn:schemas-microsoft-com:office:word" xmlns:w="http://schemas.openxmlformats.org/wordprocessingml/2006/main" xmlns:w14="http://schemas.microsoft.com/office/word/2010/wordml" xmlns:w15="http://schemas.microsoft.com/office/word/2012/wordml" xmlns:w16cex="http://schemas.microsoft.com/office/word/2018/wordml/cex" xmlns:w16cid="http://schemas.microsoft.com/office/word/2016/wordml/cid" xmlns:w16="http://schemas.microsoft.com/office/word/2018/wordml" xmlns:w16du="http://schemas.microsoft.com/office/word/2023/wordml/word16du" xmlns:w16sdtdh="http://schemas.microsoft.com/office/word/2020/wordml/sdtdatahash" xmlns:w16sdtfl="http://schemas.microsoft.com/office/word/2024/wordml/sdtformatlock" xmlns:w16se="http://schemas.microsoft.com/office/word/2015/wordml/symex" xmlns:wpg="http://schemas.microsoft.com/office/word/2010/wordprocessingGroup" xmlns:wpi="http://schemas.microsoft.com/office/word/2010/wordprocessingInk" xmlns:wne="http://schemas.microsoft.com/office/word/2006/wordml" xmlns:wps="http://schemas.microsoft.com/office/word/2010/wordprocessingShape" mc:Ignorable="w14 w15 w16se w16cid w16 w16cex w16sdtdh w16sdtfl w16du wp14">
   <w:body>
+    <w:p>
+      <w:pPr>
+        <w:jc w:val="right"/>
+        <w:rPr>
+          <w:rFonts w:ascii="Arial" w:hAnsi="Arial" w:cs="Arial"/>
+          <w:b/>
+          <w:sz w:val="22"/>
+          <w:szCs w:val="22"/>
+        </w:rPr>
+      </w:pPr>
+    </w:p>
     <w:p>
       <w:pPr>
         <w:jc w:val="right"/>
@@ -426,17 +437,7 @@
           <w:sz w:val="20"/>
           <w:szCs w:val="20"/>
         </w:rPr>
-        <w:t xml:space="preserve">_/_ </w:t>
-      </w:r>
-      <w:proofErr w:type="gramStart"/>
-      <w:r>
-        <w:rPr>
-          <w:rFonts w:ascii="Arial" w:hAnsi="Arial" w:cs="Arial"/>
-          <w:bCs/>
-          <w:sz w:val="20"/>
-          <w:szCs w:val="20"/>
-        </w:rPr>
-        <w:t>_</w:t>
+        <w:t>_/_ _</w:t>
       </w:r>
       <w:r>
         <w:rPr>
@@ -456,7 +457,6 @@
         </w:rPr>
         <w:t xml:space="preserve"> /</w:t>
       </w:r>
-      <w:proofErr w:type="gramEnd"/>
       <w:r>
         <w:rPr>
           <w:rFonts w:ascii="Arial" w:hAnsi="Arial" w:cs="Arial"/>
@@ -687,25 +687,14 @@
         </w:rPr>
         <w:t>_</w:t>
       </w:r>
-      <w:proofErr w:type="gramStart"/>
-      <w:r>
-        <w:rPr>
-          <w:rFonts w:ascii="Arial" w:hAnsi="Arial" w:cs="Arial"/>
-          <w:bCs/>
-          <w:sz w:val="20"/>
-          <w:szCs w:val="20"/>
-        </w:rPr>
-        <w:t>_  /</w:t>
-      </w:r>
-      <w:proofErr w:type="gramEnd"/>
-      <w:r>
-        <w:rPr>
-          <w:rFonts w:ascii="Arial" w:hAnsi="Arial" w:cs="Arial"/>
-          <w:bCs/>
-          <w:sz w:val="20"/>
-          <w:szCs w:val="20"/>
-        </w:rPr>
-        <w:t>_____</w:t>
+      <w:r>
+        <w:rPr>
+          <w:rFonts w:ascii="Arial" w:hAnsi="Arial" w:cs="Arial"/>
+          <w:bCs/>
+          <w:sz w:val="20"/>
+          <w:szCs w:val="20"/>
+        </w:rPr>
+        <w:t>_  /_____</w:t>
       </w:r>
       <w:r>
         <w:rPr>
@@ -845,17 +834,7 @@
           <w:sz w:val="16"/>
           <w:szCs w:val="16"/>
         </w:rPr>
-        <w:t xml:space="preserve">conforme escala </w:t>
-      </w:r>
-      <w:proofErr w:type="gramStart"/>
-      <w:r>
-        <w:rPr>
-          <w:rFonts w:ascii="Arial" w:hAnsi="Arial" w:cs="Arial"/>
-          <w:bCs/>
-          <w:sz w:val="16"/>
-          <w:szCs w:val="16"/>
-        </w:rPr>
-        <w:t>salarial</w:t>
+        <w:t>conforme escala salarial</w:t>
       </w:r>
       <w:r>
         <w:rPr>
@@ -866,7 +845,6 @@
         </w:rPr>
         <w:t xml:space="preserve">)   </w:t>
       </w:r>
-      <w:proofErr w:type="gramEnd"/>
       <w:r>
         <w:rPr>
           <w:rFonts w:ascii="Arial" w:hAnsi="Arial" w:cs="Arial"/>
@@ -1389,7 +1367,6 @@
         </w:rPr>
         <w:t>________</w:t>
       </w:r>
-      <w:proofErr w:type="gramStart"/>
       <w:r>
         <w:rPr>
           <w:rFonts w:ascii="Arial" w:hAnsi="Arial" w:cs="Arial"/>
@@ -1415,13 +1392,57 @@
           <w:sz w:val="20"/>
           <w:szCs w:val="20"/>
         </w:rPr>
-        <w:t>:_</w:t>
-      </w:r>
-      <w:proofErr w:type="gramEnd"/>
-      <w:r>
-        <w:rPr>
-          <w:rFonts w:ascii="Arial" w:hAnsi="Arial" w:cs="Arial"/>
-          <w:b/>
+        <w:t>:__________</w:t>
+      </w:r>
+      <w:r>
+        <w:rPr>
+          <w:rFonts w:ascii="Arial" w:hAnsi="Arial" w:cs="Arial"/>
+          <w:b/>
+          <w:sz w:val="20"/>
+          <w:szCs w:val="20"/>
+        </w:rPr>
+        <w:t>@ ccss.sa.cr</w:t>
+      </w:r>
+      <w:r>
+        <w:rPr>
+          <w:rFonts w:ascii="Arial" w:hAnsi="Arial" w:cs="Arial"/>
+          <w:bCs/>
+          <w:sz w:val="20"/>
+          <w:szCs w:val="20"/>
+        </w:rPr>
+        <w:t xml:space="preserve">  </w:t>
+      </w:r>
+      <w:r>
+        <w:rPr>
+          <w:rFonts w:ascii="Arial" w:hAnsi="Arial" w:cs="Arial"/>
+          <w:b/>
+          <w:sz w:val="20"/>
+          <w:szCs w:val="20"/>
+        </w:rPr>
+        <w:t>PERSONAL</w:t>
+      </w:r>
+      <w:r>
+        <w:rPr>
+          <w:rFonts w:ascii="Arial" w:hAnsi="Arial" w:cs="Arial"/>
+          <w:bCs/>
+          <w:sz w:val="20"/>
+          <w:szCs w:val="20"/>
+        </w:rPr>
+        <w:t>_______</w:t>
+      </w:r>
+      <w:r>
+        <w:rPr>
+          <w:rFonts w:ascii="Arial" w:hAnsi="Arial" w:cs="Arial"/>
+          <w:bCs/>
+          <w:sz w:val="20"/>
+          <w:szCs w:val="20"/>
+        </w:rPr>
+        <w:t>@</w:t>
+      </w:r>
+      <w:r>
+        <w:rPr>
+          <w:rFonts w:ascii="Arial" w:hAnsi="Arial" w:cs="Arial"/>
+          <w:bCs/>
           <w:sz w:val="20"/>
           <w:szCs w:val="20"/>
         </w:rPr>
@@ -1430,71 +1451,6 @@
       <w:r>
         <w:rPr>
           <w:rFonts w:ascii="Arial" w:hAnsi="Arial" w:cs="Arial"/>
-          <w:b/>
-          <w:sz w:val="20"/>
-          <w:szCs w:val="20"/>
-        </w:rPr>
-        <w:t xml:space="preserve">@ </w:t>
-      </w:r>
-      <w:proofErr w:type="gramStart"/>
-      <w:r>
-        <w:rPr>
-          <w:rFonts w:ascii="Arial" w:hAnsi="Arial" w:cs="Arial"/>
-          <w:b/>
-          <w:sz w:val="20"/>
-          <w:szCs w:val="20"/>
-        </w:rPr>
-        <w:t>ccss.sa.cr</w:t>
-      </w:r>
-      <w:r>
-        <w:rPr>
-          <w:rFonts w:ascii="Arial" w:hAnsi="Arial" w:cs="Arial"/>
-          <w:bCs/>
-          <w:sz w:val="20"/>
-          <w:szCs w:val="20"/>
-        </w:rPr>
-        <w:t xml:space="preserve">  </w:t>
-      </w:r>
-      <w:r>
-        <w:rPr>
-          <w:rFonts w:ascii="Arial" w:hAnsi="Arial" w:cs="Arial"/>
-          <w:b/>
-          <w:sz w:val="20"/>
-          <w:szCs w:val="20"/>
-        </w:rPr>
-        <w:t>PERSONAL</w:t>
-      </w:r>
-      <w:proofErr w:type="gramEnd"/>
-      <w:r>
-        <w:rPr>
-          <w:rFonts w:ascii="Arial" w:hAnsi="Arial" w:cs="Arial"/>
-          <w:bCs/>
-          <w:sz w:val="20"/>
-          <w:szCs w:val="20"/>
-        </w:rPr>
-        <w:t>_______</w:t>
-      </w:r>
-      <w:r>
-        <w:rPr>
-          <w:rFonts w:ascii="Arial" w:hAnsi="Arial" w:cs="Arial"/>
-          <w:bCs/>
-          <w:sz w:val="20"/>
-          <w:szCs w:val="20"/>
-        </w:rPr>
-        <w:t>@</w:t>
-      </w:r>
-      <w:r>
-        <w:rPr>
-          <w:rFonts w:ascii="Arial" w:hAnsi="Arial" w:cs="Arial"/>
-          <w:bCs/>
-          <w:sz w:val="20"/>
-          <w:szCs w:val="20"/>
-        </w:rPr>
-        <w:t>_________</w:t>
-      </w:r>
-      <w:r>
-        <w:rPr>
-          <w:rFonts w:ascii="Arial" w:hAnsi="Arial" w:cs="Arial"/>
           <w:bCs/>
           <w:sz w:val="20"/>
           <w:szCs w:val="20"/>
@@ -1593,7 +1549,6 @@
         </w:rPr>
         <w:t xml:space="preserve"> Telf. </w:t>
       </w:r>
-      <w:proofErr w:type="gramStart"/>
       <w:r>
         <w:rPr>
           <w:rFonts w:ascii="Arial" w:hAnsi="Arial" w:cs="Arial"/>
@@ -1602,9 +1557,8 @@
           <w:szCs w:val="20"/>
           <w:lang w:val="es-CR"/>
         </w:rPr>
-        <w:t>Oficina:_</w:t>
-      </w:r>
-      <w:proofErr w:type="gramEnd"/>
+        <w:t>Oficina: _</w:t>
+      </w:r>
       <w:r>
         <w:rPr>
           <w:rFonts w:ascii="Arial" w:hAnsi="Arial" w:cs="Arial"/>
@@ -1645,7 +1599,6 @@
         </w:rPr>
         <w:t xml:space="preserve">___ </w:t>
       </w:r>
-      <w:proofErr w:type="gramStart"/>
       <w:r>
         <w:rPr>
           <w:rFonts w:ascii="Arial" w:hAnsi="Arial" w:cs="Arial"/>
@@ -1654,18 +1607,7 @@
           <w:szCs w:val="20"/>
           <w:lang w:val="es-CR"/>
         </w:rPr>
-        <w:t>Otro:_</w:t>
-      </w:r>
-      <w:proofErr w:type="gramEnd"/>
-      <w:r>
-        <w:rPr>
-          <w:rFonts w:ascii="Arial" w:hAnsi="Arial" w:cs="Arial"/>
-          <w:b/>
-          <w:sz w:val="20"/>
-          <w:szCs w:val="20"/>
-          <w:lang w:val="es-CR"/>
-        </w:rPr>
-        <w:t>___________</w:t>
+        <w:t>Otro:____________</w:t>
       </w:r>
     </w:p>
     <w:p>
@@ -1754,17 +1696,7 @@
           <w:sz w:val="20"/>
           <w:szCs w:val="20"/>
         </w:rPr>
-        <w:t>__</w:t>
-      </w:r>
-      <w:proofErr w:type="gramStart"/>
-      <w:r>
-        <w:rPr>
-          <w:rFonts w:ascii="Arial" w:hAnsi="Arial" w:cs="Arial"/>
-          <w:bCs/>
-          <w:sz w:val="20"/>
-          <w:szCs w:val="20"/>
-        </w:rPr>
-        <w:t>_</w:t>
+        <w:t>___</w:t>
       </w:r>
       <w:r>
         <w:rPr>
@@ -1791,17 +1723,7 @@
           <w:sz w:val="20"/>
           <w:szCs w:val="20"/>
         </w:rPr>
-        <w:t>CÉDULA</w:t>
-      </w:r>
-      <w:proofErr w:type="gramEnd"/>
-      <w:r>
-        <w:rPr>
-          <w:rFonts w:ascii="Arial" w:hAnsi="Arial" w:cs="Arial"/>
-          <w:b/>
-          <w:sz w:val="20"/>
-          <w:szCs w:val="20"/>
-        </w:rPr>
-        <w:t>:</w:t>
+        <w:t>CÉDULA:</w:t>
       </w:r>
       <w:r>
         <w:rPr>
@@ -1863,7 +1785,34 @@
           <w:sz w:val="20"/>
           <w:szCs w:val="20"/>
         </w:rPr>
-        <w:t>Así, como, cualquier</w:t>
+        <w:t>a</w:t>
+      </w:r>
+      <w:r>
+        <w:rPr>
+          <w:rFonts w:ascii="Arial" w:hAnsi="Arial" w:cs="Arial"/>
+          <w:bCs/>
+          <w:sz w:val="20"/>
+          <w:szCs w:val="20"/>
+        </w:rPr>
+        <w:t>sí</w:t>
+      </w:r>
+      <w:r>
+        <w:rPr>
+          <w:rFonts w:ascii="Arial" w:hAnsi="Arial" w:cs="Arial"/>
+          <w:bCs/>
+          <w:sz w:val="20"/>
+          <w:szCs w:val="20"/>
+        </w:rPr>
+        <w:t xml:space="preserve"> </w:t>
+      </w:r>
+      <w:r>
+        <w:rPr>
+          <w:rFonts w:ascii="Arial" w:hAnsi="Arial" w:cs="Arial"/>
+          <w:bCs/>
+          <w:sz w:val="20"/>
+          <w:szCs w:val="20"/>
+        </w:rPr>
+        <w:t>como, cualquier</w:t>
       </w:r>
       <w:r>
         <w:rPr>
@@ -1878,8 +1827,8 @@
         <w:rPr>
           <w:rFonts w:ascii="Arial" w:hAnsi="Arial" w:cs="Arial"/>
           <w:bCs/>
-          <w:sz w:val="22"/>
-          <w:szCs w:val="22"/>
+          <w:sz w:val="20"/>
+          <w:szCs w:val="20"/>
         </w:rPr>
         <w:t xml:space="preserve">adicional no rebajada </w:t>
       </w:r>
@@ -1908,16 +1857,88 @@
           <w:sz w:val="20"/>
           <w:szCs w:val="20"/>
         </w:rPr>
-        <w:t xml:space="preserve"> debidamente </w:t>
-      </w:r>
-      <w:r>
-        <w:rPr>
-          <w:rFonts w:ascii="Arial" w:hAnsi="Arial" w:cs="Arial"/>
-          <w:bCs/>
-          <w:sz w:val="20"/>
-          <w:szCs w:val="20"/>
-        </w:rPr>
-        <w:t>solicitado.</w:t>
+        <w:t xml:space="preserve"> y también</w:t>
+      </w:r>
+      <w:r>
+        <w:rPr>
+          <w:rFonts w:ascii="Arial" w:hAnsi="Arial" w:cs="Arial"/>
+          <w:bCs/>
+          <w:sz w:val="20"/>
+          <w:szCs w:val="20"/>
+        </w:rPr>
+        <w:t xml:space="preserve"> por concepto </w:t>
+      </w:r>
+      <w:r>
+        <w:rPr>
+          <w:rFonts w:ascii="Arial" w:hAnsi="Arial" w:cs="Arial"/>
+          <w:bCs/>
+          <w:sz w:val="20"/>
+          <w:szCs w:val="20"/>
+        </w:rPr>
+        <w:t xml:space="preserve">de apoyo legal </w:t>
+      </w:r>
+      <w:r>
+        <w:rPr>
+          <w:rFonts w:ascii="Arial" w:hAnsi="Arial" w:cs="Arial"/>
+          <w:bCs/>
+          <w:sz w:val="20"/>
+          <w:szCs w:val="20"/>
+        </w:rPr>
+        <w:t xml:space="preserve">o </w:t>
+      </w:r>
+      <w:r>
+        <w:rPr>
+          <w:rFonts w:ascii="Arial" w:hAnsi="Arial" w:cs="Arial"/>
+          <w:bCs/>
+          <w:sz w:val="20"/>
+          <w:szCs w:val="20"/>
+        </w:rPr>
+        <w:t>Psicológico</w:t>
+      </w:r>
+      <w:r>
+        <w:rPr>
+          <w:rFonts w:ascii="Arial" w:hAnsi="Arial" w:cs="Arial"/>
+          <w:bCs/>
+          <w:sz w:val="20"/>
+          <w:szCs w:val="20"/>
+        </w:rPr>
+        <w:t xml:space="preserve"> </w:t>
+      </w:r>
+      <w:r>
+        <w:rPr>
+          <w:rFonts w:ascii="Arial" w:hAnsi="Arial" w:cs="Arial"/>
+          <w:bCs/>
+          <w:sz w:val="20"/>
+          <w:szCs w:val="20"/>
+        </w:rPr>
+        <w:t xml:space="preserve">debidamente </w:t>
+      </w:r>
+      <w:r>
+        <w:rPr>
+          <w:rFonts w:ascii="Arial" w:hAnsi="Arial" w:cs="Arial"/>
+          <w:bCs/>
+          <w:sz w:val="20"/>
+          <w:szCs w:val="20"/>
+        </w:rPr>
+        <w:t>solicitado</w:t>
+      </w:r>
+      <w:r>
+        <w:rPr>
+          <w:rFonts w:ascii="Arial" w:hAnsi="Arial" w:cs="Arial"/>
+          <w:bCs/>
+          <w:sz w:val="20"/>
+          <w:szCs w:val="20"/>
+        </w:rPr>
+        <w:t xml:space="preserve"> y que no se encuentre cubierto</w:t>
+      </w:r>
+      <w:r>
+        <w:rPr>
+          <w:rFonts w:ascii="Arial" w:hAnsi="Arial" w:cs="Arial"/>
+          <w:bCs/>
+          <w:sz w:val="20"/>
+          <w:szCs w:val="20"/>
+        </w:rPr>
+        <w:t xml:space="preserve"> según los estatutos del Sindicato.</w:t>
       </w:r>
     </w:p>
     <w:p>
@@ -2262,7 +2283,6 @@
         </w:rPr>
         <w:t xml:space="preserve">  </w:t>
       </w:r>
-      <w:proofErr w:type="gramStart"/>
       <w:r>
         <w:rPr>
           <w:rFonts w:ascii="Arial" w:hAnsi="Arial" w:cs="Arial"/>
@@ -2279,17 +2299,7 @@
           <w:sz w:val="20"/>
           <w:szCs w:val="20"/>
         </w:rPr>
-        <w:t>_</w:t>
-      </w:r>
-      <w:proofErr w:type="gramEnd"/>
-      <w:r>
-        <w:rPr>
-          <w:rFonts w:ascii="Arial" w:hAnsi="Arial" w:cs="Arial"/>
-          <w:b/>
-          <w:sz w:val="20"/>
-          <w:szCs w:val="20"/>
-        </w:rPr>
-        <w:t>____</w:t>
+        <w:t>_____</w:t>
       </w:r>
       <w:r>
         <w:rPr>
@@ -2318,7 +2328,6 @@
         </w:rPr>
         <w:t xml:space="preserve"> </w:t>
       </w:r>
-      <w:proofErr w:type="gramStart"/>
       <w:r>
         <w:rPr>
           <w:rFonts w:ascii="Arial" w:hAnsi="Arial" w:cs="Arial"/>
@@ -2335,17 +2344,7 @@
           <w:sz w:val="20"/>
           <w:szCs w:val="20"/>
         </w:rPr>
-        <w:t>:_</w:t>
-      </w:r>
-      <w:proofErr w:type="gramEnd"/>
-      <w:r>
-        <w:rPr>
-          <w:rFonts w:ascii="Arial" w:hAnsi="Arial" w:cs="Arial"/>
-          <w:b/>
-          <w:sz w:val="20"/>
-          <w:szCs w:val="20"/>
-        </w:rPr>
-        <w:t>_________</w:t>
+        <w:t>:__________</w:t>
       </w:r>
     </w:p>
     <w:p>
@@ -2573,19 +2572,9 @@
           <w:sz w:val="20"/>
           <w:szCs w:val="20"/>
         </w:rPr>
-        <w:t xml:space="preserve">Firma </w:t>
-      </w:r>
-      <w:proofErr w:type="gramStart"/>
-      <w:r>
-        <w:rPr>
-          <w:rFonts w:ascii="Arial" w:hAnsi="Arial" w:cs="Arial"/>
-          <w:b/>
-          <w:sz w:val="20"/>
-          <w:szCs w:val="20"/>
-        </w:rPr>
-        <w:t>Secretario General</w:t>
-      </w:r>
-      <w:proofErr w:type="gramEnd"/>
+        <w:lastRenderedPageBreak/>
+        <w:t>Firma Secretario General</w:t>
+      </w:r>
     </w:p>
     <w:sectPr>
       <w:headerReference w:type="default" r:id="rId7"/>
